--- a/AV2.docx
+++ b/AV2.docx
@@ -2,6 +2,3076 @@
 <file path=word/document.xml><?xml version="1.0" encoding="utf-8"?>
 <w:document xmlns:wpc="http://schemas.microsoft.com/office/word/2010/wordprocessingCanvas" xmlns:mc="http://schemas.openxmlformats.org/markup-compatibility/2006" xmlns:o="urn:schemas-microsoft-com:office:office" xmlns:r="http://schemas.openxmlformats.org/officeDocument/2006/relationships" xmlns:m="http://schemas.openxmlformats.org/officeDocument/2006/math" xmlns:v="urn:schemas-microsoft-com:vml" xmlns:wp14="http://schemas.microsoft.com/office/word/2010/wordprocessingDrawing" xmlns:wp="http://schemas.openxmlformats.org/drawingml/2006/wordprocessingDrawing" xmlns:w10="urn:schemas-microsoft-com:office:word" xmlns:w="http://schemas.openxmlformats.org/wordprocessingml/2006/main" xmlns:w14="http://schemas.microsoft.com/office/word/2010/wordml" xmlns:wpg="http://schemas.microsoft.com/office/word/2010/wordprocessingGroup" xmlns:wpi="http://schemas.microsoft.com/office/word/2010/wordprocessingInk" xmlns:wne="http://schemas.microsoft.com/office/word/2006/wordml" xmlns:wps="http://schemas.microsoft.com/office/word/2010/wordprocessingShape" mc:Ignorable="w14 wp14">
   <w:body>
+    <w:p>
+      <w:pPr>
+        <w:spacing w:before="100" w:beforeAutospacing="1" w:after="100" w:afterAutospacing="1" w:line="240" w:lineRule="auto"/>
+        <w:outlineLvl w:val="2"/>
+        <w:rPr>
+          <w:rFonts w:ascii="Times New Roman" w:eastAsia="Times New Roman" w:hAnsi="Times New Roman" w:cs="Times New Roman"/>
+          <w:b/>
+          <w:bCs/>
+          <w:sz w:val="27"/>
+          <w:szCs w:val="27"/>
+          <w:lang w:eastAsia="pt-BR"/>
+        </w:rPr>
+      </w:pPr>
+      <w:r>
+        <w:rPr>
+          <w:rFonts w:ascii="Segoe UI Symbol" w:eastAsia="Times New Roman" w:hAnsi="Segoe UI Symbol" w:cs="Segoe UI Symbol"/>
+          <w:b/>
+          <w:bCs/>
+          <w:sz w:val="27"/>
+          <w:szCs w:val="27"/>
+          <w:lang w:eastAsia="pt-BR"/>
+        </w:rPr>
+        <w:t>📂</w:t>
+      </w:r>
+      <w:r>
+        <w:rPr>
+          <w:rFonts w:ascii="Times New Roman" w:eastAsia="Times New Roman" w:hAnsi="Times New Roman" w:cs="Times New Roman"/>
+          <w:b/>
+          <w:bCs/>
+          <w:sz w:val="27"/>
+          <w:szCs w:val="27"/>
+          <w:lang w:eastAsia="pt-BR"/>
+        </w:rPr>
+        <w:t xml:space="preserve"> Estrutura de Arquivos do Projeto (AV2)</w:t>
+      </w:r>
+    </w:p>
+    <w:p>
+      <w:pPr>
+        <w:spacing w:before="100" w:beforeAutospacing="1" w:after="100" w:afterAutospacing="1" w:line="240" w:lineRule="auto"/>
+        <w:outlineLvl w:val="3"/>
+        <w:rPr>
+          <w:rFonts w:ascii="Times New Roman" w:eastAsia="Times New Roman" w:hAnsi="Times New Roman" w:cs="Times New Roman"/>
+          <w:b/>
+          <w:bCs/>
+          <w:sz w:val="24"/>
+          <w:szCs w:val="24"/>
+          <w:lang w:eastAsia="pt-BR"/>
+        </w:rPr>
+      </w:pPr>
+      <w:r>
+        <w:rPr>
+          <w:rFonts w:ascii="Times New Roman" w:eastAsia="Times New Roman" w:hAnsi="Times New Roman" w:cs="Times New Roman"/>
+          <w:b/>
+          <w:bCs/>
+          <w:sz w:val="24"/>
+          <w:szCs w:val="24"/>
+          <w:lang w:eastAsia="pt-BR"/>
+        </w:rPr>
+        <w:t xml:space="preserve">1. Código Fonte </w:t>
+      </w:r>
+      <w:proofErr w:type="spellStart"/>
+      <w:r>
+        <w:rPr>
+          <w:rFonts w:ascii="Times New Roman" w:eastAsia="Times New Roman" w:hAnsi="Times New Roman" w:cs="Times New Roman"/>
+          <w:b/>
+          <w:bCs/>
+          <w:sz w:val="24"/>
+          <w:szCs w:val="24"/>
+          <w:lang w:eastAsia="pt-BR"/>
+        </w:rPr>
+        <w:t>Kotlin</w:t>
+      </w:r>
+      <w:proofErr w:type="spellEnd"/>
+      <w:r>
+        <w:rPr>
+          <w:rFonts w:ascii="Times New Roman" w:eastAsia="Times New Roman" w:hAnsi="Times New Roman" w:cs="Times New Roman"/>
+          <w:b/>
+          <w:bCs/>
+          <w:sz w:val="24"/>
+          <w:szCs w:val="24"/>
+          <w:lang w:eastAsia="pt-BR"/>
+        </w:rPr>
+        <w:t xml:space="preserve"> (</w:t>
+      </w:r>
+      <w:proofErr w:type="spellStart"/>
+      <w:proofErr w:type="gramStart"/>
+      <w:r>
+        <w:rPr>
+          <w:rFonts w:ascii="Courier New" w:eastAsia="Times New Roman" w:hAnsi="Courier New" w:cs="Courier New"/>
+          <w:b/>
+          <w:bCs/>
+          <w:sz w:val="20"/>
+          <w:szCs w:val="20"/>
+          <w:lang w:eastAsia="pt-BR"/>
+        </w:rPr>
+        <w:t>java</w:t>
+      </w:r>
+      <w:proofErr w:type="spellEnd"/>
+      <w:proofErr w:type="gramEnd"/>
+      <w:r>
+        <w:rPr>
+          <w:rFonts w:ascii="Courier New" w:eastAsia="Times New Roman" w:hAnsi="Courier New" w:cs="Courier New"/>
+          <w:b/>
+          <w:bCs/>
+          <w:sz w:val="20"/>
+          <w:szCs w:val="20"/>
+          <w:lang w:eastAsia="pt-BR"/>
+        </w:rPr>
+        <w:t>/av2/sobrenome/nome/</w:t>
+      </w:r>
+      <w:r>
+        <w:rPr>
+          <w:rFonts w:ascii="Times New Roman" w:eastAsia="Times New Roman" w:hAnsi="Times New Roman" w:cs="Times New Roman"/>
+          <w:b/>
+          <w:bCs/>
+          <w:sz w:val="24"/>
+          <w:szCs w:val="24"/>
+          <w:lang w:eastAsia="pt-BR"/>
+        </w:rPr>
+        <w:t>)</w:t>
+      </w:r>
+    </w:p>
+    <w:p>
+      <w:pPr>
+        <w:numPr>
+          <w:ilvl w:val="0"/>
+          <w:numId w:val="1"/>
+        </w:numPr>
+        <w:spacing w:before="100" w:beforeAutospacing="1" w:after="100" w:afterAutospacing="1" w:line="240" w:lineRule="auto"/>
+        <w:rPr>
+          <w:rFonts w:ascii="Times New Roman" w:eastAsia="Times New Roman" w:hAnsi="Times New Roman" w:cs="Times New Roman"/>
+          <w:sz w:val="24"/>
+          <w:szCs w:val="24"/>
+          <w:lang w:eastAsia="pt-BR"/>
+        </w:rPr>
+      </w:pPr>
+      <w:proofErr w:type="spellStart"/>
+      <w:proofErr w:type="gramStart"/>
+      <w:r>
+        <w:rPr>
+          <w:rFonts w:ascii="Courier New" w:eastAsia="Times New Roman" w:hAnsi="Courier New" w:cs="Courier New"/>
+          <w:b/>
+          <w:bCs/>
+          <w:sz w:val="20"/>
+          <w:szCs w:val="20"/>
+          <w:lang w:eastAsia="pt-BR"/>
+        </w:rPr>
+        <w:t>ClassePessoa</w:t>
+      </w:r>
+      <w:proofErr w:type="gramEnd"/>
+      <w:r>
+        <w:rPr>
+          <w:rFonts w:ascii="Courier New" w:eastAsia="Times New Roman" w:hAnsi="Courier New" w:cs="Courier New"/>
+          <w:b/>
+          <w:bCs/>
+          <w:sz w:val="20"/>
+          <w:szCs w:val="20"/>
+          <w:lang w:eastAsia="pt-BR"/>
+        </w:rPr>
+        <w:t>.kt</w:t>
+      </w:r>
+      <w:proofErr w:type="spellEnd"/>
+      <w:r>
+        <w:rPr>
+          <w:rFonts w:ascii="Times New Roman" w:eastAsia="Times New Roman" w:hAnsi="Times New Roman" w:cs="Times New Roman"/>
+          <w:sz w:val="24"/>
+          <w:szCs w:val="24"/>
+          <w:lang w:eastAsia="pt-BR"/>
+        </w:rPr>
+        <w:t xml:space="preserve"> (Entidade)</w:t>
+      </w:r>
+    </w:p>
+    <w:p>
+      <w:pPr>
+        <w:numPr>
+          <w:ilvl w:val="1"/>
+          <w:numId w:val="1"/>
+        </w:numPr>
+        <w:spacing w:before="100" w:beforeAutospacing="1" w:after="100" w:afterAutospacing="1" w:line="240" w:lineRule="auto"/>
+        <w:rPr>
+          <w:rFonts w:ascii="Times New Roman" w:eastAsia="Times New Roman" w:hAnsi="Times New Roman" w:cs="Times New Roman"/>
+          <w:sz w:val="24"/>
+          <w:szCs w:val="24"/>
+          <w:lang w:eastAsia="pt-BR"/>
+        </w:rPr>
+      </w:pPr>
+      <w:r>
+        <w:rPr>
+          <w:rFonts w:ascii="Times New Roman" w:eastAsia="Times New Roman" w:hAnsi="Times New Roman" w:cs="Times New Roman"/>
+          <w:i/>
+          <w:iCs/>
+          <w:sz w:val="24"/>
+          <w:szCs w:val="24"/>
+          <w:lang w:eastAsia="pt-BR"/>
+        </w:rPr>
+        <w:t>Função:</w:t>
+      </w:r>
+      <w:r>
+        <w:rPr>
+          <w:rFonts w:ascii="Times New Roman" w:eastAsia="Times New Roman" w:hAnsi="Times New Roman" w:cs="Times New Roman"/>
+          <w:sz w:val="24"/>
+          <w:szCs w:val="24"/>
+          <w:lang w:eastAsia="pt-BR"/>
+        </w:rPr>
+        <w:t xml:space="preserve"> Classe de dados que representa tanto um Cliente quanto um Usuário/Contato (reutilizando o modelo de dados </w:t>
+      </w:r>
+      <w:proofErr w:type="spellStart"/>
+      <w:r>
+        <w:rPr>
+          <w:rFonts w:ascii="Times New Roman" w:eastAsia="Times New Roman" w:hAnsi="Times New Roman" w:cs="Times New Roman"/>
+          <w:sz w:val="24"/>
+          <w:szCs w:val="24"/>
+          <w:lang w:eastAsia="pt-BR"/>
+        </w:rPr>
+        <w:t>serializável</w:t>
+      </w:r>
+      <w:proofErr w:type="spellEnd"/>
+      <w:r>
+        <w:rPr>
+          <w:rFonts w:ascii="Times New Roman" w:eastAsia="Times New Roman" w:hAnsi="Times New Roman" w:cs="Times New Roman"/>
+          <w:sz w:val="24"/>
+          <w:szCs w:val="24"/>
+          <w:lang w:eastAsia="pt-BR"/>
+        </w:rPr>
+        <w:t xml:space="preserve"> do professor com </w:t>
+      </w:r>
+      <w:r>
+        <w:rPr>
+          <w:rFonts w:ascii="Courier New" w:eastAsia="Times New Roman" w:hAnsi="Courier New" w:cs="Courier New"/>
+          <w:sz w:val="20"/>
+          <w:szCs w:val="20"/>
+          <w:lang w:eastAsia="pt-BR"/>
+        </w:rPr>
+        <w:t>nome</w:t>
+      </w:r>
+      <w:r>
+        <w:rPr>
+          <w:rFonts w:ascii="Times New Roman" w:eastAsia="Times New Roman" w:hAnsi="Times New Roman" w:cs="Times New Roman"/>
+          <w:sz w:val="24"/>
+          <w:szCs w:val="24"/>
+          <w:lang w:eastAsia="pt-BR"/>
+        </w:rPr>
+        <w:t xml:space="preserve">, </w:t>
+      </w:r>
+      <w:proofErr w:type="spellStart"/>
+      <w:r>
+        <w:rPr>
+          <w:rFonts w:ascii="Courier New" w:eastAsia="Times New Roman" w:hAnsi="Courier New" w:cs="Courier New"/>
+          <w:sz w:val="20"/>
+          <w:szCs w:val="20"/>
+          <w:lang w:eastAsia="pt-BR"/>
+        </w:rPr>
+        <w:t>email</w:t>
+      </w:r>
+      <w:proofErr w:type="spellEnd"/>
+      <w:r>
+        <w:rPr>
+          <w:rFonts w:ascii="Times New Roman" w:eastAsia="Times New Roman" w:hAnsi="Times New Roman" w:cs="Times New Roman"/>
+          <w:sz w:val="24"/>
+          <w:szCs w:val="24"/>
+          <w:lang w:eastAsia="pt-BR"/>
+        </w:rPr>
+        <w:t xml:space="preserve">, </w:t>
+      </w:r>
+      <w:proofErr w:type="spellStart"/>
+      <w:r>
+        <w:rPr>
+          <w:rFonts w:ascii="Courier New" w:eastAsia="Times New Roman" w:hAnsi="Courier New" w:cs="Courier New"/>
+          <w:sz w:val="20"/>
+          <w:szCs w:val="20"/>
+          <w:lang w:eastAsia="pt-BR"/>
+        </w:rPr>
+        <w:t>telef</w:t>
+      </w:r>
+      <w:proofErr w:type="spellEnd"/>
+      <w:r>
+        <w:rPr>
+          <w:rFonts w:ascii="Times New Roman" w:eastAsia="Times New Roman" w:hAnsi="Times New Roman" w:cs="Times New Roman"/>
+          <w:sz w:val="24"/>
+          <w:szCs w:val="24"/>
+          <w:lang w:eastAsia="pt-BR"/>
+        </w:rPr>
+        <w:t xml:space="preserve">, </w:t>
+      </w:r>
+      <w:r>
+        <w:rPr>
+          <w:rFonts w:ascii="Courier New" w:eastAsia="Times New Roman" w:hAnsi="Courier New" w:cs="Courier New"/>
+          <w:sz w:val="20"/>
+          <w:szCs w:val="20"/>
+          <w:lang w:eastAsia="pt-BR"/>
+        </w:rPr>
+        <w:t>favor</w:t>
+      </w:r>
+      <w:r>
+        <w:rPr>
+          <w:rFonts w:ascii="Times New Roman" w:eastAsia="Times New Roman" w:hAnsi="Times New Roman" w:cs="Times New Roman"/>
+          <w:sz w:val="24"/>
+          <w:szCs w:val="24"/>
+          <w:lang w:eastAsia="pt-BR"/>
+        </w:rPr>
+        <w:t>).</w:t>
+      </w:r>
+    </w:p>
+    <w:p>
+      <w:pPr>
+        <w:numPr>
+          <w:ilvl w:val="0"/>
+          <w:numId w:val="1"/>
+        </w:numPr>
+        <w:spacing w:before="100" w:beforeAutospacing="1" w:after="100" w:afterAutospacing="1" w:line="240" w:lineRule="auto"/>
+        <w:rPr>
+          <w:rFonts w:ascii="Times New Roman" w:eastAsia="Times New Roman" w:hAnsi="Times New Roman" w:cs="Times New Roman"/>
+          <w:sz w:val="24"/>
+          <w:szCs w:val="24"/>
+          <w:lang w:eastAsia="pt-BR"/>
+        </w:rPr>
+      </w:pPr>
+      <w:proofErr w:type="spellStart"/>
+      <w:proofErr w:type="gramStart"/>
+      <w:r>
+        <w:rPr>
+          <w:rFonts w:ascii="Courier New" w:eastAsia="Times New Roman" w:hAnsi="Courier New" w:cs="Courier New"/>
+          <w:b/>
+          <w:bCs/>
+          <w:sz w:val="20"/>
+          <w:szCs w:val="20"/>
+          <w:lang w:eastAsia="pt-BR"/>
+        </w:rPr>
+        <w:t>ClasseAdaptadoraDeLinha</w:t>
+      </w:r>
+      <w:proofErr w:type="gramEnd"/>
+      <w:r>
+        <w:rPr>
+          <w:rFonts w:ascii="Courier New" w:eastAsia="Times New Roman" w:hAnsi="Courier New" w:cs="Courier New"/>
+          <w:b/>
+          <w:bCs/>
+          <w:sz w:val="20"/>
+          <w:szCs w:val="20"/>
+          <w:lang w:eastAsia="pt-BR"/>
+        </w:rPr>
+        <w:t>.kt</w:t>
+      </w:r>
+      <w:proofErr w:type="spellEnd"/>
+      <w:r>
+        <w:rPr>
+          <w:rFonts w:ascii="Times New Roman" w:eastAsia="Times New Roman" w:hAnsi="Times New Roman" w:cs="Times New Roman"/>
+          <w:sz w:val="24"/>
+          <w:szCs w:val="24"/>
+          <w:lang w:eastAsia="pt-BR"/>
+        </w:rPr>
+        <w:t xml:space="preserve"> (Adaptador de UI)</w:t>
+      </w:r>
+    </w:p>
+    <w:p>
+      <w:pPr>
+        <w:numPr>
+          <w:ilvl w:val="1"/>
+          <w:numId w:val="1"/>
+        </w:numPr>
+        <w:spacing w:before="100" w:beforeAutospacing="1" w:after="100" w:afterAutospacing="1" w:line="240" w:lineRule="auto"/>
+        <w:rPr>
+          <w:rFonts w:ascii="Times New Roman" w:eastAsia="Times New Roman" w:hAnsi="Times New Roman" w:cs="Times New Roman"/>
+          <w:sz w:val="24"/>
+          <w:szCs w:val="24"/>
+          <w:lang w:eastAsia="pt-BR"/>
+        </w:rPr>
+      </w:pPr>
+      <w:r>
+        <w:rPr>
+          <w:rFonts w:ascii="Times New Roman" w:eastAsia="Times New Roman" w:hAnsi="Times New Roman" w:cs="Times New Roman"/>
+          <w:i/>
+          <w:iCs/>
+          <w:sz w:val="24"/>
+          <w:szCs w:val="24"/>
+          <w:lang w:eastAsia="pt-BR"/>
+        </w:rPr>
+        <w:t>Função:</w:t>
+      </w:r>
+      <w:r>
+        <w:rPr>
+          <w:rFonts w:ascii="Times New Roman" w:eastAsia="Times New Roman" w:hAnsi="Times New Roman" w:cs="Times New Roman"/>
+          <w:sz w:val="24"/>
+          <w:szCs w:val="24"/>
+          <w:lang w:eastAsia="pt-BR"/>
+        </w:rPr>
+        <w:t xml:space="preserve"> Adaptador personalizado herdando de </w:t>
+      </w:r>
+      <w:proofErr w:type="spellStart"/>
+      <w:proofErr w:type="gramStart"/>
+      <w:r>
+        <w:rPr>
+          <w:rFonts w:ascii="Courier New" w:eastAsia="Times New Roman" w:hAnsi="Courier New" w:cs="Courier New"/>
+          <w:sz w:val="20"/>
+          <w:szCs w:val="20"/>
+          <w:lang w:eastAsia="pt-BR"/>
+        </w:rPr>
+        <w:t>ArrayAdapter</w:t>
+      </w:r>
+      <w:proofErr w:type="spellEnd"/>
+      <w:proofErr w:type="gramEnd"/>
+      <w:r>
+        <w:rPr>
+          <w:rFonts w:ascii="Courier New" w:eastAsia="Times New Roman" w:hAnsi="Courier New" w:cs="Courier New"/>
+          <w:sz w:val="20"/>
+          <w:szCs w:val="20"/>
+          <w:lang w:eastAsia="pt-BR"/>
+        </w:rPr>
+        <w:t>&lt;</w:t>
+      </w:r>
+      <w:proofErr w:type="spellStart"/>
+      <w:r>
+        <w:rPr>
+          <w:rFonts w:ascii="Courier New" w:eastAsia="Times New Roman" w:hAnsi="Courier New" w:cs="Courier New"/>
+          <w:sz w:val="20"/>
+          <w:szCs w:val="20"/>
+          <w:lang w:eastAsia="pt-BR"/>
+        </w:rPr>
+        <w:t>ClassePessoa</w:t>
+      </w:r>
+      <w:proofErr w:type="spellEnd"/>
+      <w:r>
+        <w:rPr>
+          <w:rFonts w:ascii="Courier New" w:eastAsia="Times New Roman" w:hAnsi="Courier New" w:cs="Courier New"/>
+          <w:sz w:val="20"/>
+          <w:szCs w:val="20"/>
+          <w:lang w:eastAsia="pt-BR"/>
+        </w:rPr>
+        <w:t>&gt;</w:t>
+      </w:r>
+      <w:r>
+        <w:rPr>
+          <w:rFonts w:ascii="Times New Roman" w:eastAsia="Times New Roman" w:hAnsi="Times New Roman" w:cs="Times New Roman"/>
+          <w:sz w:val="24"/>
+          <w:szCs w:val="24"/>
+          <w:lang w:eastAsia="pt-BR"/>
+        </w:rPr>
+        <w:t xml:space="preserve"> que infla o </w:t>
+      </w:r>
+      <w:proofErr w:type="spellStart"/>
+      <w:r>
+        <w:rPr>
+          <w:rFonts w:ascii="Times New Roman" w:eastAsia="Times New Roman" w:hAnsi="Times New Roman" w:cs="Times New Roman"/>
+          <w:sz w:val="24"/>
+          <w:szCs w:val="24"/>
+          <w:lang w:eastAsia="pt-BR"/>
+        </w:rPr>
+        <w:t>template</w:t>
+      </w:r>
+      <w:proofErr w:type="spellEnd"/>
+      <w:r>
+        <w:rPr>
+          <w:rFonts w:ascii="Times New Roman" w:eastAsia="Times New Roman" w:hAnsi="Times New Roman" w:cs="Times New Roman"/>
+          <w:sz w:val="24"/>
+          <w:szCs w:val="24"/>
+          <w:lang w:eastAsia="pt-BR"/>
+        </w:rPr>
+        <w:t xml:space="preserve"> de linha para a lista de clientes.</w:t>
+      </w:r>
+    </w:p>
+    <w:p>
+      <w:pPr>
+        <w:numPr>
+          <w:ilvl w:val="0"/>
+          <w:numId w:val="1"/>
+        </w:numPr>
+        <w:spacing w:before="100" w:beforeAutospacing="1" w:after="100" w:afterAutospacing="1" w:line="240" w:lineRule="auto"/>
+        <w:rPr>
+          <w:rFonts w:ascii="Times New Roman" w:eastAsia="Times New Roman" w:hAnsi="Times New Roman" w:cs="Times New Roman"/>
+          <w:sz w:val="24"/>
+          <w:szCs w:val="24"/>
+          <w:lang w:eastAsia="pt-BR"/>
+        </w:rPr>
+      </w:pPr>
+      <w:proofErr w:type="spellStart"/>
+      <w:proofErr w:type="gramStart"/>
+      <w:r>
+        <w:rPr>
+          <w:rFonts w:ascii="Courier New" w:eastAsia="Times New Roman" w:hAnsi="Courier New" w:cs="Courier New"/>
+          <w:b/>
+          <w:bCs/>
+          <w:sz w:val="20"/>
+          <w:szCs w:val="20"/>
+          <w:lang w:eastAsia="pt-BR"/>
+        </w:rPr>
+        <w:t>DB.</w:t>
+      </w:r>
+      <w:proofErr w:type="gramEnd"/>
+      <w:r>
+        <w:rPr>
+          <w:rFonts w:ascii="Courier New" w:eastAsia="Times New Roman" w:hAnsi="Courier New" w:cs="Courier New"/>
+          <w:b/>
+          <w:bCs/>
+          <w:sz w:val="20"/>
+          <w:szCs w:val="20"/>
+          <w:lang w:eastAsia="pt-BR"/>
+        </w:rPr>
+        <w:t>kt</w:t>
+      </w:r>
+      <w:proofErr w:type="spellEnd"/>
+      <w:r>
+        <w:rPr>
+          <w:rFonts w:ascii="Times New Roman" w:eastAsia="Times New Roman" w:hAnsi="Times New Roman" w:cs="Times New Roman"/>
+          <w:sz w:val="24"/>
+          <w:szCs w:val="24"/>
+          <w:lang w:eastAsia="pt-BR"/>
+        </w:rPr>
+        <w:t xml:space="preserve"> (Banco de Dados)</w:t>
+      </w:r>
+    </w:p>
+    <w:p>
+      <w:pPr>
+        <w:numPr>
+          <w:ilvl w:val="1"/>
+          <w:numId w:val="1"/>
+        </w:numPr>
+        <w:spacing w:before="100" w:beforeAutospacing="1" w:after="100" w:afterAutospacing="1" w:line="240" w:lineRule="auto"/>
+        <w:rPr>
+          <w:rFonts w:ascii="Times New Roman" w:eastAsia="Times New Roman" w:hAnsi="Times New Roman" w:cs="Times New Roman"/>
+          <w:sz w:val="24"/>
+          <w:szCs w:val="24"/>
+          <w:lang w:eastAsia="pt-BR"/>
+        </w:rPr>
+      </w:pPr>
+      <w:r>
+        <w:rPr>
+          <w:rFonts w:ascii="Times New Roman" w:eastAsia="Times New Roman" w:hAnsi="Times New Roman" w:cs="Times New Roman"/>
+          <w:i/>
+          <w:iCs/>
+          <w:sz w:val="24"/>
+          <w:szCs w:val="24"/>
+          <w:lang w:eastAsia="pt-BR"/>
+        </w:rPr>
+        <w:t>Função:</w:t>
+      </w:r>
+      <w:r>
+        <w:rPr>
+          <w:rFonts w:ascii="Times New Roman" w:eastAsia="Times New Roman" w:hAnsi="Times New Roman" w:cs="Times New Roman"/>
+          <w:sz w:val="24"/>
+          <w:szCs w:val="24"/>
+          <w:lang w:eastAsia="pt-BR"/>
+        </w:rPr>
+        <w:t xml:space="preserve"> Classe herdando de </w:t>
+      </w:r>
+      <w:proofErr w:type="spellStart"/>
+      <w:proofErr w:type="gramStart"/>
+      <w:r>
+        <w:rPr>
+          <w:rFonts w:ascii="Courier New" w:eastAsia="Times New Roman" w:hAnsi="Courier New" w:cs="Courier New"/>
+          <w:sz w:val="20"/>
+          <w:szCs w:val="20"/>
+          <w:lang w:eastAsia="pt-BR"/>
+        </w:rPr>
+        <w:t>SQLiteOpenHelper</w:t>
+      </w:r>
+      <w:proofErr w:type="spellEnd"/>
+      <w:proofErr w:type="gramEnd"/>
+      <w:r>
+        <w:rPr>
+          <w:rFonts w:ascii="Times New Roman" w:eastAsia="Times New Roman" w:hAnsi="Times New Roman" w:cs="Times New Roman"/>
+          <w:sz w:val="24"/>
+          <w:szCs w:val="24"/>
+          <w:lang w:eastAsia="pt-BR"/>
+        </w:rPr>
+        <w:t xml:space="preserve">. </w:t>
+      </w:r>
+      <w:proofErr w:type="gramStart"/>
+      <w:r>
+        <w:rPr>
+          <w:rFonts w:ascii="Times New Roman" w:eastAsia="Times New Roman" w:hAnsi="Times New Roman" w:cs="Times New Roman"/>
+          <w:sz w:val="24"/>
+          <w:szCs w:val="24"/>
+          <w:lang w:eastAsia="pt-BR"/>
+        </w:rPr>
+        <w:t>Cria</w:t>
+      </w:r>
+      <w:proofErr w:type="gramEnd"/>
+      <w:r>
+        <w:rPr>
+          <w:rFonts w:ascii="Times New Roman" w:eastAsia="Times New Roman" w:hAnsi="Times New Roman" w:cs="Times New Roman"/>
+          <w:sz w:val="24"/>
+          <w:szCs w:val="24"/>
+          <w:lang w:eastAsia="pt-BR"/>
+        </w:rPr>
+        <w:t xml:space="preserve"> de forma manual as tabelas </w:t>
+      </w:r>
+      <w:proofErr w:type="spellStart"/>
+      <w:r>
+        <w:rPr>
+          <w:rFonts w:ascii="Courier New" w:eastAsia="Times New Roman" w:hAnsi="Courier New" w:cs="Courier New"/>
+          <w:sz w:val="20"/>
+          <w:szCs w:val="20"/>
+          <w:lang w:eastAsia="pt-BR"/>
+        </w:rPr>
+        <w:t>tb_usuario</w:t>
+      </w:r>
+      <w:proofErr w:type="spellEnd"/>
+      <w:r>
+        <w:rPr>
+          <w:rFonts w:ascii="Times New Roman" w:eastAsia="Times New Roman" w:hAnsi="Times New Roman" w:cs="Times New Roman"/>
+          <w:sz w:val="24"/>
+          <w:szCs w:val="24"/>
+          <w:lang w:eastAsia="pt-BR"/>
+        </w:rPr>
+        <w:t xml:space="preserve"> (usada no </w:t>
+      </w:r>
+      <w:proofErr w:type="spellStart"/>
+      <w:r>
+        <w:rPr>
+          <w:rFonts w:ascii="Times New Roman" w:eastAsia="Times New Roman" w:hAnsi="Times New Roman" w:cs="Times New Roman"/>
+          <w:sz w:val="24"/>
+          <w:szCs w:val="24"/>
+          <w:lang w:eastAsia="pt-BR"/>
+        </w:rPr>
+        <w:t>login</w:t>
+      </w:r>
+      <w:proofErr w:type="spellEnd"/>
+      <w:r>
+        <w:rPr>
+          <w:rFonts w:ascii="Times New Roman" w:eastAsia="Times New Roman" w:hAnsi="Times New Roman" w:cs="Times New Roman"/>
+          <w:sz w:val="24"/>
+          <w:szCs w:val="24"/>
+          <w:lang w:eastAsia="pt-BR"/>
+        </w:rPr>
+        <w:t xml:space="preserve">/cadastro) e </w:t>
+      </w:r>
+      <w:proofErr w:type="spellStart"/>
+      <w:r>
+        <w:rPr>
+          <w:rFonts w:ascii="Courier New" w:eastAsia="Times New Roman" w:hAnsi="Courier New" w:cs="Courier New"/>
+          <w:sz w:val="20"/>
+          <w:szCs w:val="20"/>
+          <w:lang w:eastAsia="pt-BR"/>
+        </w:rPr>
+        <w:t>tb_cliente</w:t>
+      </w:r>
+      <w:proofErr w:type="spellEnd"/>
+      <w:r>
+        <w:rPr>
+          <w:rFonts w:ascii="Times New Roman" w:eastAsia="Times New Roman" w:hAnsi="Times New Roman" w:cs="Times New Roman"/>
+          <w:sz w:val="24"/>
+          <w:szCs w:val="24"/>
+          <w:lang w:eastAsia="pt-BR"/>
+        </w:rPr>
+        <w:t xml:space="preserve"> (usada no CRUD).</w:t>
+      </w:r>
+    </w:p>
+    <w:p>
+      <w:pPr>
+        <w:numPr>
+          <w:ilvl w:val="0"/>
+          <w:numId w:val="1"/>
+        </w:numPr>
+        <w:spacing w:before="100" w:beforeAutospacing="1" w:after="100" w:afterAutospacing="1" w:line="240" w:lineRule="auto"/>
+        <w:rPr>
+          <w:rFonts w:ascii="Times New Roman" w:eastAsia="Times New Roman" w:hAnsi="Times New Roman" w:cs="Times New Roman"/>
+          <w:sz w:val="24"/>
+          <w:szCs w:val="24"/>
+          <w:lang w:eastAsia="pt-BR"/>
+        </w:rPr>
+      </w:pPr>
+      <w:proofErr w:type="spellStart"/>
+      <w:proofErr w:type="gramStart"/>
+      <w:r>
+        <w:rPr>
+          <w:rFonts w:ascii="Courier New" w:eastAsia="Times New Roman" w:hAnsi="Courier New" w:cs="Courier New"/>
+          <w:b/>
+          <w:bCs/>
+          <w:sz w:val="20"/>
+          <w:szCs w:val="20"/>
+          <w:lang w:eastAsia="pt-BR"/>
+        </w:rPr>
+        <w:t>UsuarioDao</w:t>
+      </w:r>
+      <w:proofErr w:type="gramEnd"/>
+      <w:r>
+        <w:rPr>
+          <w:rFonts w:ascii="Courier New" w:eastAsia="Times New Roman" w:hAnsi="Courier New" w:cs="Courier New"/>
+          <w:b/>
+          <w:bCs/>
+          <w:sz w:val="20"/>
+          <w:szCs w:val="20"/>
+          <w:lang w:eastAsia="pt-BR"/>
+        </w:rPr>
+        <w:t>.kt</w:t>
+      </w:r>
+      <w:proofErr w:type="spellEnd"/>
+      <w:r>
+        <w:rPr>
+          <w:rFonts w:ascii="Times New Roman" w:eastAsia="Times New Roman" w:hAnsi="Times New Roman" w:cs="Times New Roman"/>
+          <w:sz w:val="24"/>
+          <w:szCs w:val="24"/>
+          <w:lang w:eastAsia="pt-BR"/>
+        </w:rPr>
+        <w:t xml:space="preserve"> (Encapsulamento de Dados)</w:t>
+      </w:r>
+    </w:p>
+    <w:p>
+      <w:pPr>
+        <w:numPr>
+          <w:ilvl w:val="1"/>
+          <w:numId w:val="1"/>
+        </w:numPr>
+        <w:spacing w:before="100" w:beforeAutospacing="1" w:after="100" w:afterAutospacing="1" w:line="240" w:lineRule="auto"/>
+        <w:rPr>
+          <w:rFonts w:ascii="Times New Roman" w:eastAsia="Times New Roman" w:hAnsi="Times New Roman" w:cs="Times New Roman"/>
+          <w:sz w:val="24"/>
+          <w:szCs w:val="24"/>
+          <w:lang w:eastAsia="pt-BR"/>
+        </w:rPr>
+      </w:pPr>
+      <w:r>
+        <w:rPr>
+          <w:rFonts w:ascii="Times New Roman" w:eastAsia="Times New Roman" w:hAnsi="Times New Roman" w:cs="Times New Roman"/>
+          <w:i/>
+          <w:iCs/>
+          <w:sz w:val="24"/>
+          <w:szCs w:val="24"/>
+          <w:lang w:eastAsia="pt-BR"/>
+        </w:rPr>
+        <w:t>Função:</w:t>
+      </w:r>
+      <w:r>
+        <w:rPr>
+          <w:rFonts w:ascii="Times New Roman" w:eastAsia="Times New Roman" w:hAnsi="Times New Roman" w:cs="Times New Roman"/>
+          <w:sz w:val="24"/>
+          <w:szCs w:val="24"/>
+          <w:lang w:eastAsia="pt-BR"/>
+        </w:rPr>
+        <w:t xml:space="preserve"> Classe DAO para isolar as operações do usuário (inserir novo usuário, validar </w:t>
+      </w:r>
+      <w:proofErr w:type="spellStart"/>
+      <w:r>
+        <w:rPr>
+          <w:rFonts w:ascii="Times New Roman" w:eastAsia="Times New Roman" w:hAnsi="Times New Roman" w:cs="Times New Roman"/>
+          <w:sz w:val="24"/>
+          <w:szCs w:val="24"/>
+          <w:lang w:eastAsia="pt-BR"/>
+        </w:rPr>
+        <w:t>login</w:t>
+      </w:r>
+      <w:proofErr w:type="spellEnd"/>
+      <w:r>
+        <w:rPr>
+          <w:rFonts w:ascii="Times New Roman" w:eastAsia="Times New Roman" w:hAnsi="Times New Roman" w:cs="Times New Roman"/>
+          <w:sz w:val="24"/>
+          <w:szCs w:val="24"/>
+          <w:lang w:eastAsia="pt-BR"/>
+        </w:rPr>
+        <w:t>, e ler/gravar o status de "permanecer conectado").</w:t>
+      </w:r>
+    </w:p>
+    <w:p>
+      <w:pPr>
+        <w:numPr>
+          <w:ilvl w:val="0"/>
+          <w:numId w:val="1"/>
+        </w:numPr>
+        <w:spacing w:before="100" w:beforeAutospacing="1" w:after="100" w:afterAutospacing="1" w:line="240" w:lineRule="auto"/>
+        <w:rPr>
+          <w:rFonts w:ascii="Times New Roman" w:eastAsia="Times New Roman" w:hAnsi="Times New Roman" w:cs="Times New Roman"/>
+          <w:sz w:val="24"/>
+          <w:szCs w:val="24"/>
+          <w:lang w:eastAsia="pt-BR"/>
+        </w:rPr>
+      </w:pPr>
+      <w:proofErr w:type="spellStart"/>
+      <w:proofErr w:type="gramStart"/>
+      <w:r>
+        <w:rPr>
+          <w:rFonts w:ascii="Courier New" w:eastAsia="Times New Roman" w:hAnsi="Courier New" w:cs="Courier New"/>
+          <w:b/>
+          <w:bCs/>
+          <w:sz w:val="20"/>
+          <w:szCs w:val="20"/>
+          <w:lang w:eastAsia="pt-BR"/>
+        </w:rPr>
+        <w:t>ClienteDao</w:t>
+      </w:r>
+      <w:proofErr w:type="gramEnd"/>
+      <w:r>
+        <w:rPr>
+          <w:rFonts w:ascii="Courier New" w:eastAsia="Times New Roman" w:hAnsi="Courier New" w:cs="Courier New"/>
+          <w:b/>
+          <w:bCs/>
+          <w:sz w:val="20"/>
+          <w:szCs w:val="20"/>
+          <w:lang w:eastAsia="pt-BR"/>
+        </w:rPr>
+        <w:t>.kt</w:t>
+      </w:r>
+      <w:proofErr w:type="spellEnd"/>
+      <w:r>
+        <w:rPr>
+          <w:rFonts w:ascii="Times New Roman" w:eastAsia="Times New Roman" w:hAnsi="Times New Roman" w:cs="Times New Roman"/>
+          <w:sz w:val="24"/>
+          <w:szCs w:val="24"/>
+          <w:lang w:eastAsia="pt-BR"/>
+        </w:rPr>
+        <w:t xml:space="preserve"> (Encapsulamento de Dados)</w:t>
+      </w:r>
+    </w:p>
+    <w:p>
+      <w:pPr>
+        <w:numPr>
+          <w:ilvl w:val="1"/>
+          <w:numId w:val="1"/>
+        </w:numPr>
+        <w:spacing w:before="100" w:beforeAutospacing="1" w:after="100" w:afterAutospacing="1" w:line="240" w:lineRule="auto"/>
+        <w:rPr>
+          <w:rFonts w:ascii="Times New Roman" w:eastAsia="Times New Roman" w:hAnsi="Times New Roman" w:cs="Times New Roman"/>
+          <w:sz w:val="24"/>
+          <w:szCs w:val="24"/>
+          <w:lang w:eastAsia="pt-BR"/>
+        </w:rPr>
+      </w:pPr>
+      <w:r>
+        <w:rPr>
+          <w:rFonts w:ascii="Times New Roman" w:eastAsia="Times New Roman" w:hAnsi="Times New Roman" w:cs="Times New Roman"/>
+          <w:i/>
+          <w:iCs/>
+          <w:sz w:val="24"/>
+          <w:szCs w:val="24"/>
+          <w:lang w:eastAsia="pt-BR"/>
+        </w:rPr>
+        <w:t>Função:</w:t>
+      </w:r>
+      <w:r>
+        <w:rPr>
+          <w:rFonts w:ascii="Times New Roman" w:eastAsia="Times New Roman" w:hAnsi="Times New Roman" w:cs="Times New Roman"/>
+          <w:sz w:val="24"/>
+          <w:szCs w:val="24"/>
+          <w:lang w:eastAsia="pt-BR"/>
+        </w:rPr>
+        <w:t xml:space="preserve"> Classe DAO para isolar o CRUD completo do cadastro de clientes (inserir, atualizar, </w:t>
+      </w:r>
+      <w:proofErr w:type="gramStart"/>
+      <w:r>
+        <w:rPr>
+          <w:rFonts w:ascii="Times New Roman" w:eastAsia="Times New Roman" w:hAnsi="Times New Roman" w:cs="Times New Roman"/>
+          <w:sz w:val="24"/>
+          <w:szCs w:val="24"/>
+          <w:lang w:eastAsia="pt-BR"/>
+        </w:rPr>
+        <w:t>deletar</w:t>
+      </w:r>
+      <w:proofErr w:type="gramEnd"/>
+      <w:r>
+        <w:rPr>
+          <w:rFonts w:ascii="Times New Roman" w:eastAsia="Times New Roman" w:hAnsi="Times New Roman" w:cs="Times New Roman"/>
+          <w:sz w:val="24"/>
+          <w:szCs w:val="24"/>
+          <w:lang w:eastAsia="pt-BR"/>
+        </w:rPr>
+        <w:t xml:space="preserve"> e listar).</w:t>
+      </w:r>
+    </w:p>
+    <w:p>
+      <w:pPr>
+        <w:numPr>
+          <w:ilvl w:val="0"/>
+          <w:numId w:val="1"/>
+        </w:numPr>
+        <w:spacing w:before="100" w:beforeAutospacing="1" w:after="100" w:afterAutospacing="1" w:line="240" w:lineRule="auto"/>
+        <w:rPr>
+          <w:rFonts w:ascii="Times New Roman" w:eastAsia="Times New Roman" w:hAnsi="Times New Roman" w:cs="Times New Roman"/>
+          <w:sz w:val="24"/>
+          <w:szCs w:val="24"/>
+          <w:lang w:eastAsia="pt-BR"/>
+        </w:rPr>
+      </w:pPr>
+      <w:r>
+        <w:rPr>
+          <w:rFonts w:ascii="Courier New" w:eastAsia="Times New Roman" w:hAnsi="Courier New" w:cs="Courier New"/>
+          <w:b/>
+          <w:bCs/>
+          <w:sz w:val="20"/>
+          <w:szCs w:val="20"/>
+          <w:lang w:eastAsia="pt-BR"/>
+        </w:rPr>
+        <w:t>Tela1_</w:t>
+      </w:r>
+      <w:proofErr w:type="gramStart"/>
+      <w:r>
+        <w:rPr>
+          <w:rFonts w:ascii="Courier New" w:eastAsia="Times New Roman" w:hAnsi="Courier New" w:cs="Courier New"/>
+          <w:b/>
+          <w:bCs/>
+          <w:sz w:val="20"/>
+          <w:szCs w:val="20"/>
+          <w:lang w:eastAsia="pt-BR"/>
+        </w:rPr>
+        <w:t>Login.</w:t>
+      </w:r>
+      <w:proofErr w:type="gramEnd"/>
+      <w:r>
+        <w:rPr>
+          <w:rFonts w:ascii="Courier New" w:eastAsia="Times New Roman" w:hAnsi="Courier New" w:cs="Courier New"/>
+          <w:b/>
+          <w:bCs/>
+          <w:sz w:val="20"/>
+          <w:szCs w:val="20"/>
+          <w:lang w:eastAsia="pt-BR"/>
+        </w:rPr>
+        <w:t>kt</w:t>
+      </w:r>
+      <w:r>
+        <w:rPr>
+          <w:rFonts w:ascii="Times New Roman" w:eastAsia="Times New Roman" w:hAnsi="Times New Roman" w:cs="Times New Roman"/>
+          <w:sz w:val="24"/>
+          <w:szCs w:val="24"/>
+          <w:lang w:eastAsia="pt-BR"/>
+        </w:rPr>
+        <w:t xml:space="preserve"> (</w:t>
+      </w:r>
+      <w:proofErr w:type="spellStart"/>
+      <w:r>
+        <w:rPr>
+          <w:rFonts w:ascii="Times New Roman" w:eastAsia="Times New Roman" w:hAnsi="Times New Roman" w:cs="Times New Roman"/>
+          <w:sz w:val="24"/>
+          <w:szCs w:val="24"/>
+          <w:lang w:eastAsia="pt-BR"/>
+        </w:rPr>
+        <w:t>Activity</w:t>
+      </w:r>
+      <w:proofErr w:type="spellEnd"/>
+      <w:r>
+        <w:rPr>
+          <w:rFonts w:ascii="Times New Roman" w:eastAsia="Times New Roman" w:hAnsi="Times New Roman" w:cs="Times New Roman"/>
+          <w:sz w:val="24"/>
+          <w:szCs w:val="24"/>
+          <w:lang w:eastAsia="pt-BR"/>
+        </w:rPr>
+        <w:t>)</w:t>
+      </w:r>
+    </w:p>
+    <w:p>
+      <w:pPr>
+        <w:numPr>
+          <w:ilvl w:val="1"/>
+          <w:numId w:val="1"/>
+        </w:numPr>
+        <w:spacing w:before="100" w:beforeAutospacing="1" w:after="100" w:afterAutospacing="1" w:line="240" w:lineRule="auto"/>
+        <w:rPr>
+          <w:rFonts w:ascii="Times New Roman" w:eastAsia="Times New Roman" w:hAnsi="Times New Roman" w:cs="Times New Roman"/>
+          <w:sz w:val="24"/>
+          <w:szCs w:val="24"/>
+          <w:lang w:eastAsia="pt-BR"/>
+        </w:rPr>
+      </w:pPr>
+      <w:r>
+        <w:rPr>
+          <w:rFonts w:ascii="Times New Roman" w:eastAsia="Times New Roman" w:hAnsi="Times New Roman" w:cs="Times New Roman"/>
+          <w:i/>
+          <w:iCs/>
+          <w:sz w:val="24"/>
+          <w:szCs w:val="24"/>
+          <w:lang w:eastAsia="pt-BR"/>
+        </w:rPr>
+        <w:t>Função:</w:t>
+      </w:r>
+      <w:r>
+        <w:rPr>
+          <w:rFonts w:ascii="Times New Roman" w:eastAsia="Times New Roman" w:hAnsi="Times New Roman" w:cs="Times New Roman"/>
+          <w:sz w:val="24"/>
+          <w:szCs w:val="24"/>
+          <w:lang w:eastAsia="pt-BR"/>
+        </w:rPr>
+        <w:t xml:space="preserve"> Tela inicial de </w:t>
+      </w:r>
+      <w:proofErr w:type="spellStart"/>
+      <w:r>
+        <w:rPr>
+          <w:rFonts w:ascii="Times New Roman" w:eastAsia="Times New Roman" w:hAnsi="Times New Roman" w:cs="Times New Roman"/>
+          <w:sz w:val="24"/>
+          <w:szCs w:val="24"/>
+          <w:lang w:eastAsia="pt-BR"/>
+        </w:rPr>
+        <w:t>login</w:t>
+      </w:r>
+      <w:proofErr w:type="spellEnd"/>
+      <w:r>
+        <w:rPr>
+          <w:rFonts w:ascii="Times New Roman" w:eastAsia="Times New Roman" w:hAnsi="Times New Roman" w:cs="Times New Roman"/>
+          <w:sz w:val="24"/>
+          <w:szCs w:val="24"/>
+          <w:lang w:eastAsia="pt-BR"/>
+        </w:rPr>
+        <w:t xml:space="preserve"> com campos de credenciais, </w:t>
+      </w:r>
+      <w:proofErr w:type="spellStart"/>
+      <w:r>
+        <w:rPr>
+          <w:rFonts w:ascii="Times New Roman" w:eastAsia="Times New Roman" w:hAnsi="Times New Roman" w:cs="Times New Roman"/>
+          <w:sz w:val="24"/>
+          <w:szCs w:val="24"/>
+          <w:lang w:eastAsia="pt-BR"/>
+        </w:rPr>
+        <w:t>checkbox</w:t>
+      </w:r>
+      <w:proofErr w:type="spellEnd"/>
+      <w:r>
+        <w:rPr>
+          <w:rFonts w:ascii="Times New Roman" w:eastAsia="Times New Roman" w:hAnsi="Times New Roman" w:cs="Times New Roman"/>
+          <w:sz w:val="24"/>
+          <w:szCs w:val="24"/>
+          <w:lang w:eastAsia="pt-BR"/>
+        </w:rPr>
+        <w:t xml:space="preserve"> "Permanecer conectado" e tratamento de cliques diretamente pelo XML.</w:t>
+      </w:r>
+    </w:p>
+    <w:p>
+      <w:pPr>
+        <w:numPr>
+          <w:ilvl w:val="0"/>
+          <w:numId w:val="1"/>
+        </w:numPr>
+        <w:spacing w:before="100" w:beforeAutospacing="1" w:after="100" w:afterAutospacing="1" w:line="240" w:lineRule="auto"/>
+        <w:rPr>
+          <w:rFonts w:ascii="Times New Roman" w:eastAsia="Times New Roman" w:hAnsi="Times New Roman" w:cs="Times New Roman"/>
+          <w:sz w:val="24"/>
+          <w:szCs w:val="24"/>
+          <w:lang w:eastAsia="pt-BR"/>
+        </w:rPr>
+      </w:pPr>
+      <w:r>
+        <w:rPr>
+          <w:rFonts w:ascii="Courier New" w:eastAsia="Times New Roman" w:hAnsi="Courier New" w:cs="Courier New"/>
+          <w:b/>
+          <w:bCs/>
+          <w:sz w:val="20"/>
+          <w:szCs w:val="20"/>
+          <w:lang w:eastAsia="pt-BR"/>
+        </w:rPr>
+        <w:t>Tela2_</w:t>
+      </w:r>
+      <w:proofErr w:type="gramStart"/>
+      <w:r>
+        <w:rPr>
+          <w:rFonts w:ascii="Courier New" w:eastAsia="Times New Roman" w:hAnsi="Courier New" w:cs="Courier New"/>
+          <w:b/>
+          <w:bCs/>
+          <w:sz w:val="20"/>
+          <w:szCs w:val="20"/>
+          <w:lang w:eastAsia="pt-BR"/>
+        </w:rPr>
+        <w:t>CadastroUsuario</w:t>
+      </w:r>
+      <w:proofErr w:type="gramEnd"/>
+      <w:r>
+        <w:rPr>
+          <w:rFonts w:ascii="Courier New" w:eastAsia="Times New Roman" w:hAnsi="Courier New" w:cs="Courier New"/>
+          <w:b/>
+          <w:bCs/>
+          <w:sz w:val="20"/>
+          <w:szCs w:val="20"/>
+          <w:lang w:eastAsia="pt-BR"/>
+        </w:rPr>
+        <w:t>.kt</w:t>
+      </w:r>
+      <w:r>
+        <w:rPr>
+          <w:rFonts w:ascii="Times New Roman" w:eastAsia="Times New Roman" w:hAnsi="Times New Roman" w:cs="Times New Roman"/>
+          <w:sz w:val="24"/>
+          <w:szCs w:val="24"/>
+          <w:lang w:eastAsia="pt-BR"/>
+        </w:rPr>
+        <w:t xml:space="preserve"> (</w:t>
+      </w:r>
+      <w:proofErr w:type="spellStart"/>
+      <w:r>
+        <w:rPr>
+          <w:rFonts w:ascii="Times New Roman" w:eastAsia="Times New Roman" w:hAnsi="Times New Roman" w:cs="Times New Roman"/>
+          <w:sz w:val="24"/>
+          <w:szCs w:val="24"/>
+          <w:lang w:eastAsia="pt-BR"/>
+        </w:rPr>
+        <w:t>Activity</w:t>
+      </w:r>
+      <w:proofErr w:type="spellEnd"/>
+      <w:r>
+        <w:rPr>
+          <w:rFonts w:ascii="Times New Roman" w:eastAsia="Times New Roman" w:hAnsi="Times New Roman" w:cs="Times New Roman"/>
+          <w:sz w:val="24"/>
+          <w:szCs w:val="24"/>
+          <w:lang w:eastAsia="pt-BR"/>
+        </w:rPr>
+        <w:t>)</w:t>
+      </w:r>
+    </w:p>
+    <w:p>
+      <w:pPr>
+        <w:numPr>
+          <w:ilvl w:val="1"/>
+          <w:numId w:val="1"/>
+        </w:numPr>
+        <w:spacing w:before="100" w:beforeAutospacing="1" w:after="100" w:afterAutospacing="1" w:line="240" w:lineRule="auto"/>
+        <w:rPr>
+          <w:rFonts w:ascii="Times New Roman" w:eastAsia="Times New Roman" w:hAnsi="Times New Roman" w:cs="Times New Roman"/>
+          <w:sz w:val="24"/>
+          <w:szCs w:val="24"/>
+          <w:lang w:eastAsia="pt-BR"/>
+        </w:rPr>
+      </w:pPr>
+      <w:r>
+        <w:rPr>
+          <w:rFonts w:ascii="Times New Roman" w:eastAsia="Times New Roman" w:hAnsi="Times New Roman" w:cs="Times New Roman"/>
+          <w:i/>
+          <w:iCs/>
+          <w:sz w:val="24"/>
+          <w:szCs w:val="24"/>
+          <w:lang w:eastAsia="pt-BR"/>
+        </w:rPr>
+        <w:t>Função:</w:t>
+      </w:r>
+      <w:r>
+        <w:rPr>
+          <w:rFonts w:ascii="Times New Roman" w:eastAsia="Times New Roman" w:hAnsi="Times New Roman" w:cs="Times New Roman"/>
+          <w:sz w:val="24"/>
+          <w:szCs w:val="24"/>
+          <w:lang w:eastAsia="pt-BR"/>
+        </w:rPr>
+        <w:t xml:space="preserve"> Tela de criação de novo usuário, contendo o botão para buscar dados vindos da lista de contatos nativa do </w:t>
+      </w:r>
+      <w:proofErr w:type="spellStart"/>
+      <w:r>
+        <w:rPr>
+          <w:rFonts w:ascii="Times New Roman" w:eastAsia="Times New Roman" w:hAnsi="Times New Roman" w:cs="Times New Roman"/>
+          <w:sz w:val="24"/>
+          <w:szCs w:val="24"/>
+          <w:lang w:eastAsia="pt-BR"/>
+        </w:rPr>
+        <w:t>Android</w:t>
+      </w:r>
+      <w:proofErr w:type="spellEnd"/>
+      <w:r>
+        <w:rPr>
+          <w:rFonts w:ascii="Times New Roman" w:eastAsia="Times New Roman" w:hAnsi="Times New Roman" w:cs="Times New Roman"/>
+          <w:sz w:val="24"/>
+          <w:szCs w:val="24"/>
+          <w:lang w:eastAsia="pt-BR"/>
+        </w:rPr>
+        <w:t>.</w:t>
+      </w:r>
+    </w:p>
+    <w:p>
+      <w:pPr>
+        <w:numPr>
+          <w:ilvl w:val="0"/>
+          <w:numId w:val="1"/>
+        </w:numPr>
+        <w:spacing w:before="100" w:beforeAutospacing="1" w:after="100" w:afterAutospacing="1" w:line="240" w:lineRule="auto"/>
+        <w:rPr>
+          <w:rFonts w:ascii="Times New Roman" w:eastAsia="Times New Roman" w:hAnsi="Times New Roman" w:cs="Times New Roman"/>
+          <w:sz w:val="24"/>
+          <w:szCs w:val="24"/>
+          <w:lang w:eastAsia="pt-BR"/>
+        </w:rPr>
+      </w:pPr>
+      <w:r>
+        <w:rPr>
+          <w:rFonts w:ascii="Courier New" w:eastAsia="Times New Roman" w:hAnsi="Courier New" w:cs="Courier New"/>
+          <w:b/>
+          <w:bCs/>
+          <w:sz w:val="20"/>
+          <w:szCs w:val="20"/>
+          <w:lang w:eastAsia="pt-BR"/>
+        </w:rPr>
+        <w:t>Tela3_</w:t>
+      </w:r>
+      <w:proofErr w:type="gramStart"/>
+      <w:r>
+        <w:rPr>
+          <w:rFonts w:ascii="Courier New" w:eastAsia="Times New Roman" w:hAnsi="Courier New" w:cs="Courier New"/>
+          <w:b/>
+          <w:bCs/>
+          <w:sz w:val="20"/>
+          <w:szCs w:val="20"/>
+          <w:lang w:eastAsia="pt-BR"/>
+        </w:rPr>
+        <w:t>ListaClientes</w:t>
+      </w:r>
+      <w:proofErr w:type="gramEnd"/>
+      <w:r>
+        <w:rPr>
+          <w:rFonts w:ascii="Courier New" w:eastAsia="Times New Roman" w:hAnsi="Courier New" w:cs="Courier New"/>
+          <w:b/>
+          <w:bCs/>
+          <w:sz w:val="20"/>
+          <w:szCs w:val="20"/>
+          <w:lang w:eastAsia="pt-BR"/>
+        </w:rPr>
+        <w:t>.kt</w:t>
+      </w:r>
+      <w:r>
+        <w:rPr>
+          <w:rFonts w:ascii="Times New Roman" w:eastAsia="Times New Roman" w:hAnsi="Times New Roman" w:cs="Times New Roman"/>
+          <w:sz w:val="24"/>
+          <w:szCs w:val="24"/>
+          <w:lang w:eastAsia="pt-BR"/>
+        </w:rPr>
+        <w:t xml:space="preserve"> (</w:t>
+      </w:r>
+      <w:proofErr w:type="spellStart"/>
+      <w:r>
+        <w:rPr>
+          <w:rFonts w:ascii="Times New Roman" w:eastAsia="Times New Roman" w:hAnsi="Times New Roman" w:cs="Times New Roman"/>
+          <w:sz w:val="24"/>
+          <w:szCs w:val="24"/>
+          <w:lang w:eastAsia="pt-BR"/>
+        </w:rPr>
+        <w:t>Activity</w:t>
+      </w:r>
+      <w:proofErr w:type="spellEnd"/>
+      <w:r>
+        <w:rPr>
+          <w:rFonts w:ascii="Times New Roman" w:eastAsia="Times New Roman" w:hAnsi="Times New Roman" w:cs="Times New Roman"/>
+          <w:sz w:val="24"/>
+          <w:szCs w:val="24"/>
+          <w:lang w:eastAsia="pt-BR"/>
+        </w:rPr>
+        <w:t>)</w:t>
+      </w:r>
+    </w:p>
+    <w:p>
+      <w:pPr>
+        <w:numPr>
+          <w:ilvl w:val="1"/>
+          <w:numId w:val="1"/>
+        </w:numPr>
+        <w:spacing w:before="100" w:beforeAutospacing="1" w:after="100" w:afterAutospacing="1" w:line="240" w:lineRule="auto"/>
+        <w:rPr>
+          <w:rFonts w:ascii="Times New Roman" w:eastAsia="Times New Roman" w:hAnsi="Times New Roman" w:cs="Times New Roman"/>
+          <w:sz w:val="24"/>
+          <w:szCs w:val="24"/>
+          <w:lang w:eastAsia="pt-BR"/>
+        </w:rPr>
+      </w:pPr>
+      <w:r>
+        <w:rPr>
+          <w:rFonts w:ascii="Times New Roman" w:eastAsia="Times New Roman" w:hAnsi="Times New Roman" w:cs="Times New Roman"/>
+          <w:i/>
+          <w:iCs/>
+          <w:sz w:val="24"/>
+          <w:szCs w:val="24"/>
+          <w:lang w:eastAsia="pt-BR"/>
+        </w:rPr>
+        <w:t>Função:</w:t>
+      </w:r>
+      <w:r>
+        <w:rPr>
+          <w:rFonts w:ascii="Times New Roman" w:eastAsia="Times New Roman" w:hAnsi="Times New Roman" w:cs="Times New Roman"/>
+          <w:sz w:val="24"/>
+          <w:szCs w:val="24"/>
+          <w:lang w:eastAsia="pt-BR"/>
+        </w:rPr>
+        <w:t xml:space="preserve"> Lista os clientes gravados no </w:t>
+      </w:r>
+      <w:proofErr w:type="spellStart"/>
+      <w:proofErr w:type="gramStart"/>
+      <w:r>
+        <w:rPr>
+          <w:rFonts w:ascii="Times New Roman" w:eastAsia="Times New Roman" w:hAnsi="Times New Roman" w:cs="Times New Roman"/>
+          <w:sz w:val="24"/>
+          <w:szCs w:val="24"/>
+          <w:lang w:eastAsia="pt-BR"/>
+        </w:rPr>
+        <w:t>SQLite</w:t>
+      </w:r>
+      <w:proofErr w:type="spellEnd"/>
+      <w:proofErr w:type="gramEnd"/>
+      <w:r>
+        <w:rPr>
+          <w:rFonts w:ascii="Times New Roman" w:eastAsia="Times New Roman" w:hAnsi="Times New Roman" w:cs="Times New Roman"/>
+          <w:sz w:val="24"/>
+          <w:szCs w:val="24"/>
+          <w:lang w:eastAsia="pt-BR"/>
+        </w:rPr>
+        <w:t xml:space="preserve"> usando a </w:t>
+      </w:r>
+      <w:proofErr w:type="spellStart"/>
+      <w:r>
+        <w:rPr>
+          <w:rFonts w:ascii="Courier New" w:eastAsia="Times New Roman" w:hAnsi="Courier New" w:cs="Courier New"/>
+          <w:sz w:val="20"/>
+          <w:szCs w:val="20"/>
+          <w:lang w:eastAsia="pt-BR"/>
+        </w:rPr>
+        <w:t>ClasseAdaptadoraDeLinha</w:t>
+      </w:r>
+      <w:proofErr w:type="spellEnd"/>
+      <w:r>
+        <w:rPr>
+          <w:rFonts w:ascii="Times New Roman" w:eastAsia="Times New Roman" w:hAnsi="Times New Roman" w:cs="Times New Roman"/>
+          <w:sz w:val="24"/>
+          <w:szCs w:val="24"/>
+          <w:lang w:eastAsia="pt-BR"/>
+        </w:rPr>
+        <w:t>. Cliques abrem para edição, clique longo remove.</w:t>
+      </w:r>
+    </w:p>
+    <w:p>
+      <w:pPr>
+        <w:numPr>
+          <w:ilvl w:val="0"/>
+          <w:numId w:val="1"/>
+        </w:numPr>
+        <w:spacing w:before="100" w:beforeAutospacing="1" w:after="100" w:afterAutospacing="1" w:line="240" w:lineRule="auto"/>
+        <w:rPr>
+          <w:rFonts w:ascii="Times New Roman" w:eastAsia="Times New Roman" w:hAnsi="Times New Roman" w:cs="Times New Roman"/>
+          <w:sz w:val="24"/>
+          <w:szCs w:val="24"/>
+          <w:lang w:eastAsia="pt-BR"/>
+        </w:rPr>
+      </w:pPr>
+      <w:r>
+        <w:rPr>
+          <w:rFonts w:ascii="Courier New" w:eastAsia="Times New Roman" w:hAnsi="Courier New" w:cs="Courier New"/>
+          <w:b/>
+          <w:bCs/>
+          <w:sz w:val="20"/>
+          <w:szCs w:val="20"/>
+          <w:lang w:eastAsia="pt-BR"/>
+        </w:rPr>
+        <w:t>Tela4_</w:t>
+      </w:r>
+      <w:proofErr w:type="gramStart"/>
+      <w:r>
+        <w:rPr>
+          <w:rFonts w:ascii="Courier New" w:eastAsia="Times New Roman" w:hAnsi="Courier New" w:cs="Courier New"/>
+          <w:b/>
+          <w:bCs/>
+          <w:sz w:val="20"/>
+          <w:szCs w:val="20"/>
+          <w:lang w:eastAsia="pt-BR"/>
+        </w:rPr>
+        <w:t>ClienteEditar</w:t>
+      </w:r>
+      <w:proofErr w:type="gramEnd"/>
+      <w:r>
+        <w:rPr>
+          <w:rFonts w:ascii="Courier New" w:eastAsia="Times New Roman" w:hAnsi="Courier New" w:cs="Courier New"/>
+          <w:b/>
+          <w:bCs/>
+          <w:sz w:val="20"/>
+          <w:szCs w:val="20"/>
+          <w:lang w:eastAsia="pt-BR"/>
+        </w:rPr>
+        <w:t>.kt</w:t>
+      </w:r>
+      <w:r>
+        <w:rPr>
+          <w:rFonts w:ascii="Times New Roman" w:eastAsia="Times New Roman" w:hAnsi="Times New Roman" w:cs="Times New Roman"/>
+          <w:sz w:val="24"/>
+          <w:szCs w:val="24"/>
+          <w:lang w:eastAsia="pt-BR"/>
+        </w:rPr>
+        <w:t xml:space="preserve"> (</w:t>
+      </w:r>
+      <w:proofErr w:type="spellStart"/>
+      <w:r>
+        <w:rPr>
+          <w:rFonts w:ascii="Times New Roman" w:eastAsia="Times New Roman" w:hAnsi="Times New Roman" w:cs="Times New Roman"/>
+          <w:sz w:val="24"/>
+          <w:szCs w:val="24"/>
+          <w:lang w:eastAsia="pt-BR"/>
+        </w:rPr>
+        <w:t>Activity</w:t>
+      </w:r>
+      <w:proofErr w:type="spellEnd"/>
+      <w:r>
+        <w:rPr>
+          <w:rFonts w:ascii="Times New Roman" w:eastAsia="Times New Roman" w:hAnsi="Times New Roman" w:cs="Times New Roman"/>
+          <w:sz w:val="24"/>
+          <w:szCs w:val="24"/>
+          <w:lang w:eastAsia="pt-BR"/>
+        </w:rPr>
+        <w:t>)</w:t>
+      </w:r>
+    </w:p>
+    <w:p>
+      <w:pPr>
+        <w:numPr>
+          <w:ilvl w:val="1"/>
+          <w:numId w:val="1"/>
+        </w:numPr>
+        <w:spacing w:before="100" w:beforeAutospacing="1" w:after="100" w:afterAutospacing="1" w:line="240" w:lineRule="auto"/>
+        <w:rPr>
+          <w:rFonts w:ascii="Times New Roman" w:eastAsia="Times New Roman" w:hAnsi="Times New Roman" w:cs="Times New Roman"/>
+          <w:sz w:val="24"/>
+          <w:szCs w:val="24"/>
+          <w:lang w:eastAsia="pt-BR"/>
+        </w:rPr>
+      </w:pPr>
+      <w:r>
+        <w:rPr>
+          <w:rFonts w:ascii="Times New Roman" w:eastAsia="Times New Roman" w:hAnsi="Times New Roman" w:cs="Times New Roman"/>
+          <w:i/>
+          <w:iCs/>
+          <w:sz w:val="24"/>
+          <w:szCs w:val="24"/>
+          <w:lang w:eastAsia="pt-BR"/>
+        </w:rPr>
+        <w:t>Função:</w:t>
+      </w:r>
+      <w:r>
+        <w:rPr>
+          <w:rFonts w:ascii="Times New Roman" w:eastAsia="Times New Roman" w:hAnsi="Times New Roman" w:cs="Times New Roman"/>
+          <w:sz w:val="24"/>
+          <w:szCs w:val="24"/>
+          <w:lang w:eastAsia="pt-BR"/>
+        </w:rPr>
+        <w:t xml:space="preserve"> Formulário de CRUD (Adicionar / Editar / Excluir) de Clientes.</w:t>
+      </w:r>
+    </w:p>
+    <w:p>
+      <w:pPr>
+        <w:numPr>
+          <w:ilvl w:val="0"/>
+          <w:numId w:val="1"/>
+        </w:numPr>
+        <w:spacing w:before="100" w:beforeAutospacing="1" w:after="100" w:afterAutospacing="1" w:line="240" w:lineRule="auto"/>
+        <w:rPr>
+          <w:rFonts w:ascii="Times New Roman" w:eastAsia="Times New Roman" w:hAnsi="Times New Roman" w:cs="Times New Roman"/>
+          <w:sz w:val="24"/>
+          <w:szCs w:val="24"/>
+          <w:lang w:eastAsia="pt-BR"/>
+        </w:rPr>
+      </w:pPr>
+      <w:r>
+        <w:rPr>
+          <w:rFonts w:ascii="Courier New" w:eastAsia="Times New Roman" w:hAnsi="Courier New" w:cs="Courier New"/>
+          <w:b/>
+          <w:bCs/>
+          <w:sz w:val="20"/>
+          <w:szCs w:val="20"/>
+          <w:lang w:eastAsia="pt-BR"/>
+        </w:rPr>
+        <w:t>Tela5_</w:t>
+      </w:r>
+      <w:proofErr w:type="gramStart"/>
+      <w:r>
+        <w:rPr>
+          <w:rFonts w:ascii="Courier New" w:eastAsia="Times New Roman" w:hAnsi="Courier New" w:cs="Courier New"/>
+          <w:b/>
+          <w:bCs/>
+          <w:sz w:val="20"/>
+          <w:szCs w:val="20"/>
+          <w:lang w:eastAsia="pt-BR"/>
+        </w:rPr>
+        <w:t>ListaContatos</w:t>
+      </w:r>
+      <w:proofErr w:type="gramEnd"/>
+      <w:r>
+        <w:rPr>
+          <w:rFonts w:ascii="Courier New" w:eastAsia="Times New Roman" w:hAnsi="Courier New" w:cs="Courier New"/>
+          <w:b/>
+          <w:bCs/>
+          <w:sz w:val="20"/>
+          <w:szCs w:val="20"/>
+          <w:lang w:eastAsia="pt-BR"/>
+        </w:rPr>
+        <w:t>.kt</w:t>
+      </w:r>
+      <w:r>
+        <w:rPr>
+          <w:rFonts w:ascii="Times New Roman" w:eastAsia="Times New Roman" w:hAnsi="Times New Roman" w:cs="Times New Roman"/>
+          <w:sz w:val="24"/>
+          <w:szCs w:val="24"/>
+          <w:lang w:eastAsia="pt-BR"/>
+        </w:rPr>
+        <w:t xml:space="preserve"> (</w:t>
+      </w:r>
+      <w:proofErr w:type="spellStart"/>
+      <w:r>
+        <w:rPr>
+          <w:rFonts w:ascii="Times New Roman" w:eastAsia="Times New Roman" w:hAnsi="Times New Roman" w:cs="Times New Roman"/>
+          <w:sz w:val="24"/>
+          <w:szCs w:val="24"/>
+          <w:lang w:eastAsia="pt-BR"/>
+        </w:rPr>
+        <w:t>Activity</w:t>
+      </w:r>
+      <w:proofErr w:type="spellEnd"/>
+      <w:r>
+        <w:rPr>
+          <w:rFonts w:ascii="Times New Roman" w:eastAsia="Times New Roman" w:hAnsi="Times New Roman" w:cs="Times New Roman"/>
+          <w:sz w:val="24"/>
+          <w:szCs w:val="24"/>
+          <w:lang w:eastAsia="pt-BR"/>
+        </w:rPr>
+        <w:t>)</w:t>
+      </w:r>
+    </w:p>
+    <w:p>
+      <w:pPr>
+        <w:numPr>
+          <w:ilvl w:val="1"/>
+          <w:numId w:val="1"/>
+        </w:numPr>
+        <w:spacing w:before="100" w:beforeAutospacing="1" w:after="100" w:afterAutospacing="1" w:line="240" w:lineRule="auto"/>
+        <w:rPr>
+          <w:rFonts w:ascii="Times New Roman" w:eastAsia="Times New Roman" w:hAnsi="Times New Roman" w:cs="Times New Roman"/>
+          <w:sz w:val="24"/>
+          <w:szCs w:val="24"/>
+          <w:lang w:eastAsia="pt-BR"/>
+        </w:rPr>
+      </w:pPr>
+      <w:r>
+        <w:rPr>
+          <w:rFonts w:ascii="Times New Roman" w:eastAsia="Times New Roman" w:hAnsi="Times New Roman" w:cs="Times New Roman"/>
+          <w:i/>
+          <w:iCs/>
+          <w:sz w:val="24"/>
+          <w:szCs w:val="24"/>
+          <w:lang w:eastAsia="pt-BR"/>
+        </w:rPr>
+        <w:t>Função:</w:t>
+      </w:r>
+      <w:r>
+        <w:rPr>
+          <w:rFonts w:ascii="Times New Roman" w:eastAsia="Times New Roman" w:hAnsi="Times New Roman" w:cs="Times New Roman"/>
+          <w:sz w:val="24"/>
+          <w:szCs w:val="24"/>
+          <w:lang w:eastAsia="pt-BR"/>
+        </w:rPr>
+        <w:t xml:space="preserve"> </w:t>
+      </w:r>
+      <w:r>
+        <w:rPr>
+          <w:rFonts w:ascii="Times New Roman" w:eastAsia="Times New Roman" w:hAnsi="Times New Roman" w:cs="Times New Roman"/>
+          <w:b/>
+          <w:bCs/>
+          <w:sz w:val="24"/>
+          <w:szCs w:val="24"/>
+          <w:lang w:eastAsia="pt-BR"/>
+        </w:rPr>
+        <w:t>A mesma tela compartilhada</w:t>
+      </w:r>
+      <w:r>
+        <w:rPr>
+          <w:rFonts w:ascii="Times New Roman" w:eastAsia="Times New Roman" w:hAnsi="Times New Roman" w:cs="Times New Roman"/>
+          <w:sz w:val="24"/>
+          <w:szCs w:val="24"/>
+          <w:lang w:eastAsia="pt-BR"/>
+        </w:rPr>
+        <w:t xml:space="preserve"> que usa o </w:t>
+      </w:r>
+      <w:proofErr w:type="spellStart"/>
+      <w:proofErr w:type="gramStart"/>
+      <w:r>
+        <w:rPr>
+          <w:rFonts w:ascii="Courier New" w:eastAsia="Times New Roman" w:hAnsi="Courier New" w:cs="Courier New"/>
+          <w:sz w:val="20"/>
+          <w:szCs w:val="20"/>
+          <w:lang w:eastAsia="pt-BR"/>
+        </w:rPr>
+        <w:t>contentResolver</w:t>
+      </w:r>
+      <w:proofErr w:type="spellEnd"/>
+      <w:proofErr w:type="gramEnd"/>
+      <w:r>
+        <w:rPr>
+          <w:rFonts w:ascii="Times New Roman" w:eastAsia="Times New Roman" w:hAnsi="Times New Roman" w:cs="Times New Roman"/>
+          <w:sz w:val="24"/>
+          <w:szCs w:val="24"/>
+          <w:lang w:eastAsia="pt-BR"/>
+        </w:rPr>
+        <w:t xml:space="preserve"> para listar a agenda do celular. Se aberta pela </w:t>
+      </w:r>
+      <w:r>
+        <w:rPr>
+          <w:rFonts w:ascii="Times New Roman" w:eastAsia="Times New Roman" w:hAnsi="Times New Roman" w:cs="Times New Roman"/>
+          <w:i/>
+          <w:iCs/>
+          <w:sz w:val="24"/>
+          <w:szCs w:val="24"/>
+          <w:lang w:eastAsia="pt-BR"/>
+        </w:rPr>
+        <w:t xml:space="preserve">Tela </w:t>
+      </w:r>
+      <w:proofErr w:type="gramStart"/>
+      <w:r>
+        <w:rPr>
+          <w:rFonts w:ascii="Times New Roman" w:eastAsia="Times New Roman" w:hAnsi="Times New Roman" w:cs="Times New Roman"/>
+          <w:i/>
+          <w:iCs/>
+          <w:sz w:val="24"/>
+          <w:szCs w:val="24"/>
+          <w:lang w:eastAsia="pt-BR"/>
+        </w:rPr>
+        <w:t>2</w:t>
+      </w:r>
+      <w:proofErr w:type="gramEnd"/>
+      <w:r>
+        <w:rPr>
+          <w:rFonts w:ascii="Times New Roman" w:eastAsia="Times New Roman" w:hAnsi="Times New Roman" w:cs="Times New Roman"/>
+          <w:sz w:val="24"/>
+          <w:szCs w:val="24"/>
+          <w:lang w:eastAsia="pt-BR"/>
+        </w:rPr>
+        <w:t xml:space="preserve">, retorna um contato para preencher o Usuário. Se aberta pela </w:t>
+      </w:r>
+      <w:r>
+        <w:rPr>
+          <w:rFonts w:ascii="Times New Roman" w:eastAsia="Times New Roman" w:hAnsi="Times New Roman" w:cs="Times New Roman"/>
+          <w:i/>
+          <w:iCs/>
+          <w:sz w:val="24"/>
+          <w:szCs w:val="24"/>
+          <w:lang w:eastAsia="pt-BR"/>
+        </w:rPr>
+        <w:t xml:space="preserve">Tela </w:t>
+      </w:r>
+      <w:proofErr w:type="gramStart"/>
+      <w:r>
+        <w:rPr>
+          <w:rFonts w:ascii="Times New Roman" w:eastAsia="Times New Roman" w:hAnsi="Times New Roman" w:cs="Times New Roman"/>
+          <w:i/>
+          <w:iCs/>
+          <w:sz w:val="24"/>
+          <w:szCs w:val="24"/>
+          <w:lang w:eastAsia="pt-BR"/>
+        </w:rPr>
+        <w:t>4</w:t>
+      </w:r>
+      <w:proofErr w:type="gramEnd"/>
+      <w:r>
+        <w:rPr>
+          <w:rFonts w:ascii="Times New Roman" w:eastAsia="Times New Roman" w:hAnsi="Times New Roman" w:cs="Times New Roman"/>
+          <w:sz w:val="24"/>
+          <w:szCs w:val="24"/>
+          <w:lang w:eastAsia="pt-BR"/>
+        </w:rPr>
+        <w:t>, retorna um contato para preencher o Cliente (atendendo ao Requisito 03).</w:t>
+      </w:r>
+    </w:p>
+    <w:p>
+      <w:pPr>
+        <w:spacing w:before="100" w:beforeAutospacing="1" w:after="100" w:afterAutospacing="1" w:line="240" w:lineRule="auto"/>
+        <w:outlineLvl w:val="3"/>
+        <w:rPr>
+          <w:rFonts w:ascii="Times New Roman" w:eastAsia="Times New Roman" w:hAnsi="Times New Roman" w:cs="Times New Roman"/>
+          <w:b/>
+          <w:bCs/>
+          <w:sz w:val="24"/>
+          <w:szCs w:val="24"/>
+          <w:lang w:eastAsia="pt-BR"/>
+        </w:rPr>
+      </w:pPr>
+      <w:r>
+        <w:rPr>
+          <w:rFonts w:ascii="Times New Roman" w:eastAsia="Times New Roman" w:hAnsi="Times New Roman" w:cs="Times New Roman"/>
+          <w:b/>
+          <w:bCs/>
+          <w:sz w:val="24"/>
+          <w:szCs w:val="24"/>
+          <w:lang w:eastAsia="pt-BR"/>
+        </w:rPr>
+        <w:t>2. Arquivos de Layout (</w:t>
+      </w:r>
+      <w:r>
+        <w:rPr>
+          <w:rFonts w:ascii="Courier New" w:eastAsia="Times New Roman" w:hAnsi="Courier New" w:cs="Courier New"/>
+          <w:b/>
+          <w:bCs/>
+          <w:sz w:val="20"/>
+          <w:szCs w:val="20"/>
+          <w:lang w:eastAsia="pt-BR"/>
+        </w:rPr>
+        <w:t>res/layout/</w:t>
+      </w:r>
+      <w:r>
+        <w:rPr>
+          <w:rFonts w:ascii="Times New Roman" w:eastAsia="Times New Roman" w:hAnsi="Times New Roman" w:cs="Times New Roman"/>
+          <w:b/>
+          <w:bCs/>
+          <w:sz w:val="24"/>
+          <w:szCs w:val="24"/>
+          <w:lang w:eastAsia="pt-BR"/>
+        </w:rPr>
+        <w:t>)</w:t>
+      </w:r>
+    </w:p>
+    <w:p>
+      <w:pPr>
+        <w:numPr>
+          <w:ilvl w:val="0"/>
+          <w:numId w:val="2"/>
+        </w:numPr>
+        <w:spacing w:before="100" w:beforeAutospacing="1" w:after="100" w:afterAutospacing="1" w:line="240" w:lineRule="auto"/>
+        <w:rPr>
+          <w:rFonts w:ascii="Times New Roman" w:eastAsia="Times New Roman" w:hAnsi="Times New Roman" w:cs="Times New Roman"/>
+          <w:sz w:val="24"/>
+          <w:szCs w:val="24"/>
+          <w:lang w:eastAsia="pt-BR"/>
+        </w:rPr>
+      </w:pPr>
+      <w:proofErr w:type="gramStart"/>
+      <w:r>
+        <w:rPr>
+          <w:rFonts w:ascii="Courier New" w:eastAsia="Times New Roman" w:hAnsi="Courier New" w:cs="Courier New"/>
+          <w:b/>
+          <w:bCs/>
+          <w:sz w:val="20"/>
+          <w:szCs w:val="20"/>
+          <w:lang w:eastAsia="pt-BR"/>
+        </w:rPr>
+        <w:t>activity_tela1</w:t>
+      </w:r>
+      <w:proofErr w:type="gramEnd"/>
+      <w:r>
+        <w:rPr>
+          <w:rFonts w:ascii="Courier New" w:eastAsia="Times New Roman" w:hAnsi="Courier New" w:cs="Courier New"/>
+          <w:b/>
+          <w:bCs/>
+          <w:sz w:val="20"/>
+          <w:szCs w:val="20"/>
+          <w:lang w:eastAsia="pt-BR"/>
+        </w:rPr>
+        <w:t>_login.xml</w:t>
+      </w:r>
+    </w:p>
+    <w:p>
+      <w:pPr>
+        <w:numPr>
+          <w:ilvl w:val="1"/>
+          <w:numId w:val="2"/>
+        </w:numPr>
+        <w:spacing w:before="100" w:beforeAutospacing="1" w:after="100" w:afterAutospacing="1" w:line="240" w:lineRule="auto"/>
+        <w:rPr>
+          <w:rFonts w:ascii="Times New Roman" w:eastAsia="Times New Roman" w:hAnsi="Times New Roman" w:cs="Times New Roman"/>
+          <w:sz w:val="24"/>
+          <w:szCs w:val="24"/>
+          <w:lang w:eastAsia="pt-BR"/>
+        </w:rPr>
+      </w:pPr>
+      <w:proofErr w:type="spellStart"/>
+      <w:r>
+        <w:rPr>
+          <w:rFonts w:ascii="Times New Roman" w:eastAsia="Times New Roman" w:hAnsi="Times New Roman" w:cs="Times New Roman"/>
+          <w:i/>
+          <w:iCs/>
+          <w:sz w:val="24"/>
+          <w:szCs w:val="24"/>
+          <w:lang w:eastAsia="pt-BR"/>
+        </w:rPr>
+        <w:t>IDs</w:t>
+      </w:r>
+      <w:proofErr w:type="spellEnd"/>
+      <w:r>
+        <w:rPr>
+          <w:rFonts w:ascii="Times New Roman" w:eastAsia="Times New Roman" w:hAnsi="Times New Roman" w:cs="Times New Roman"/>
+          <w:i/>
+          <w:iCs/>
+          <w:sz w:val="24"/>
+          <w:szCs w:val="24"/>
+          <w:lang w:eastAsia="pt-BR"/>
+        </w:rPr>
+        <w:t xml:space="preserve"> importantes:</w:t>
+      </w:r>
+      <w:r>
+        <w:rPr>
+          <w:rFonts w:ascii="Times New Roman" w:eastAsia="Times New Roman" w:hAnsi="Times New Roman" w:cs="Times New Roman"/>
+          <w:sz w:val="24"/>
+          <w:szCs w:val="24"/>
+          <w:lang w:eastAsia="pt-BR"/>
+        </w:rPr>
+        <w:t xml:space="preserve"> </w:t>
+      </w:r>
+      <w:r>
+        <w:rPr>
+          <w:rFonts w:ascii="Courier New" w:eastAsia="Times New Roman" w:hAnsi="Courier New" w:cs="Courier New"/>
+          <w:sz w:val="20"/>
+          <w:szCs w:val="20"/>
+          <w:lang w:eastAsia="pt-BR"/>
+        </w:rPr>
+        <w:t>t1_ed_usuario</w:t>
+      </w:r>
+      <w:r>
+        <w:rPr>
+          <w:rFonts w:ascii="Times New Roman" w:eastAsia="Times New Roman" w:hAnsi="Times New Roman" w:cs="Times New Roman"/>
+          <w:sz w:val="24"/>
+          <w:szCs w:val="24"/>
+          <w:lang w:eastAsia="pt-BR"/>
+        </w:rPr>
+        <w:t xml:space="preserve">, </w:t>
+      </w:r>
+      <w:r>
+        <w:rPr>
+          <w:rFonts w:ascii="Courier New" w:eastAsia="Times New Roman" w:hAnsi="Courier New" w:cs="Courier New"/>
+          <w:sz w:val="20"/>
+          <w:szCs w:val="20"/>
+          <w:lang w:eastAsia="pt-BR"/>
+        </w:rPr>
+        <w:t>t1_ed_senha</w:t>
+      </w:r>
+      <w:r>
+        <w:rPr>
+          <w:rFonts w:ascii="Times New Roman" w:eastAsia="Times New Roman" w:hAnsi="Times New Roman" w:cs="Times New Roman"/>
+          <w:sz w:val="24"/>
+          <w:szCs w:val="24"/>
+          <w:lang w:eastAsia="pt-BR"/>
+        </w:rPr>
+        <w:t xml:space="preserve">, </w:t>
+      </w:r>
+      <w:r>
+        <w:rPr>
+          <w:rFonts w:ascii="Courier New" w:eastAsia="Times New Roman" w:hAnsi="Courier New" w:cs="Courier New"/>
+          <w:sz w:val="20"/>
+          <w:szCs w:val="20"/>
+          <w:lang w:eastAsia="pt-BR"/>
+        </w:rPr>
+        <w:t>t1_cb_permanecer</w:t>
+      </w:r>
+      <w:r>
+        <w:rPr>
+          <w:rFonts w:ascii="Times New Roman" w:eastAsia="Times New Roman" w:hAnsi="Times New Roman" w:cs="Times New Roman"/>
+          <w:sz w:val="24"/>
+          <w:szCs w:val="24"/>
+          <w:lang w:eastAsia="pt-BR"/>
+        </w:rPr>
+        <w:t xml:space="preserve">, </w:t>
+      </w:r>
+      <w:r>
+        <w:rPr>
+          <w:rFonts w:ascii="Courier New" w:eastAsia="Times New Roman" w:hAnsi="Courier New" w:cs="Courier New"/>
+          <w:sz w:val="20"/>
+          <w:szCs w:val="20"/>
+          <w:lang w:eastAsia="pt-BR"/>
+        </w:rPr>
+        <w:t>t1_bt_entrar</w:t>
+      </w:r>
+      <w:r>
+        <w:rPr>
+          <w:rFonts w:ascii="Times New Roman" w:eastAsia="Times New Roman" w:hAnsi="Times New Roman" w:cs="Times New Roman"/>
+          <w:sz w:val="24"/>
+          <w:szCs w:val="24"/>
+          <w:lang w:eastAsia="pt-BR"/>
+        </w:rPr>
+        <w:t xml:space="preserve"> (com </w:t>
+      </w:r>
+      <w:proofErr w:type="spellStart"/>
+      <w:proofErr w:type="gramStart"/>
+      <w:r>
+        <w:rPr>
+          <w:rFonts w:ascii="Courier New" w:eastAsia="Times New Roman" w:hAnsi="Courier New" w:cs="Courier New"/>
+          <w:sz w:val="20"/>
+          <w:szCs w:val="20"/>
+          <w:lang w:eastAsia="pt-BR"/>
+        </w:rPr>
+        <w:t>android:</w:t>
+      </w:r>
+      <w:proofErr w:type="gramEnd"/>
+      <w:r>
+        <w:rPr>
+          <w:rFonts w:ascii="Courier New" w:eastAsia="Times New Roman" w:hAnsi="Courier New" w:cs="Courier New"/>
+          <w:sz w:val="20"/>
+          <w:szCs w:val="20"/>
+          <w:lang w:eastAsia="pt-BR"/>
+        </w:rPr>
+        <w:t>onClick</w:t>
+      </w:r>
+      <w:proofErr w:type="spellEnd"/>
+      <w:r>
+        <w:rPr>
+          <w:rFonts w:ascii="Courier New" w:eastAsia="Times New Roman" w:hAnsi="Courier New" w:cs="Courier New"/>
+          <w:sz w:val="20"/>
+          <w:szCs w:val="20"/>
+          <w:lang w:eastAsia="pt-BR"/>
+        </w:rPr>
+        <w:t>="entrar"</w:t>
+      </w:r>
+      <w:r>
+        <w:rPr>
+          <w:rFonts w:ascii="Times New Roman" w:eastAsia="Times New Roman" w:hAnsi="Times New Roman" w:cs="Times New Roman"/>
+          <w:sz w:val="24"/>
+          <w:szCs w:val="24"/>
+          <w:lang w:eastAsia="pt-BR"/>
+        </w:rPr>
+        <w:t>).</w:t>
+      </w:r>
+    </w:p>
+    <w:p>
+      <w:pPr>
+        <w:numPr>
+          <w:ilvl w:val="0"/>
+          <w:numId w:val="2"/>
+        </w:numPr>
+        <w:spacing w:before="100" w:beforeAutospacing="1" w:after="100" w:afterAutospacing="1" w:line="240" w:lineRule="auto"/>
+        <w:rPr>
+          <w:rFonts w:ascii="Times New Roman" w:eastAsia="Times New Roman" w:hAnsi="Times New Roman" w:cs="Times New Roman"/>
+          <w:sz w:val="24"/>
+          <w:szCs w:val="24"/>
+          <w:lang w:eastAsia="pt-BR"/>
+        </w:rPr>
+      </w:pPr>
+      <w:proofErr w:type="gramStart"/>
+      <w:r>
+        <w:rPr>
+          <w:rFonts w:ascii="Courier New" w:eastAsia="Times New Roman" w:hAnsi="Courier New" w:cs="Courier New"/>
+          <w:b/>
+          <w:bCs/>
+          <w:sz w:val="20"/>
+          <w:szCs w:val="20"/>
+          <w:lang w:eastAsia="pt-BR"/>
+        </w:rPr>
+        <w:t>activity_tela2</w:t>
+      </w:r>
+      <w:proofErr w:type="gramEnd"/>
+      <w:r>
+        <w:rPr>
+          <w:rFonts w:ascii="Courier New" w:eastAsia="Times New Roman" w:hAnsi="Courier New" w:cs="Courier New"/>
+          <w:b/>
+          <w:bCs/>
+          <w:sz w:val="20"/>
+          <w:szCs w:val="20"/>
+          <w:lang w:eastAsia="pt-BR"/>
+        </w:rPr>
+        <w:t>_cadastro_usuario.xml</w:t>
+      </w:r>
+    </w:p>
+    <w:p>
+      <w:pPr>
+        <w:numPr>
+          <w:ilvl w:val="1"/>
+          <w:numId w:val="2"/>
+        </w:numPr>
+        <w:spacing w:before="100" w:beforeAutospacing="1" w:after="100" w:afterAutospacing="1" w:line="240" w:lineRule="auto"/>
+        <w:rPr>
+          <w:rFonts w:ascii="Times New Roman" w:eastAsia="Times New Roman" w:hAnsi="Times New Roman" w:cs="Times New Roman"/>
+          <w:sz w:val="24"/>
+          <w:szCs w:val="24"/>
+          <w:lang w:eastAsia="pt-BR"/>
+        </w:rPr>
+      </w:pPr>
+      <w:proofErr w:type="spellStart"/>
+      <w:r>
+        <w:rPr>
+          <w:rFonts w:ascii="Times New Roman" w:eastAsia="Times New Roman" w:hAnsi="Times New Roman" w:cs="Times New Roman"/>
+          <w:i/>
+          <w:iCs/>
+          <w:sz w:val="24"/>
+          <w:szCs w:val="24"/>
+          <w:lang w:eastAsia="pt-BR"/>
+        </w:rPr>
+        <w:t>IDs</w:t>
+      </w:r>
+      <w:proofErr w:type="spellEnd"/>
+      <w:r>
+        <w:rPr>
+          <w:rFonts w:ascii="Times New Roman" w:eastAsia="Times New Roman" w:hAnsi="Times New Roman" w:cs="Times New Roman"/>
+          <w:i/>
+          <w:iCs/>
+          <w:sz w:val="24"/>
+          <w:szCs w:val="24"/>
+          <w:lang w:eastAsia="pt-BR"/>
+        </w:rPr>
+        <w:t xml:space="preserve"> importantes:</w:t>
+      </w:r>
+      <w:r>
+        <w:rPr>
+          <w:rFonts w:ascii="Times New Roman" w:eastAsia="Times New Roman" w:hAnsi="Times New Roman" w:cs="Times New Roman"/>
+          <w:sz w:val="24"/>
+          <w:szCs w:val="24"/>
+          <w:lang w:eastAsia="pt-BR"/>
+        </w:rPr>
+        <w:t xml:space="preserve"> </w:t>
+      </w:r>
+      <w:r>
+        <w:rPr>
+          <w:rFonts w:ascii="Courier New" w:eastAsia="Times New Roman" w:hAnsi="Courier New" w:cs="Courier New"/>
+          <w:sz w:val="20"/>
+          <w:szCs w:val="20"/>
+          <w:lang w:eastAsia="pt-BR"/>
+        </w:rPr>
+        <w:t>t2_ed_nome</w:t>
+      </w:r>
+      <w:r>
+        <w:rPr>
+          <w:rFonts w:ascii="Times New Roman" w:eastAsia="Times New Roman" w:hAnsi="Times New Roman" w:cs="Times New Roman"/>
+          <w:sz w:val="24"/>
+          <w:szCs w:val="24"/>
+          <w:lang w:eastAsia="pt-BR"/>
+        </w:rPr>
+        <w:t xml:space="preserve">, </w:t>
+      </w:r>
+      <w:r>
+        <w:rPr>
+          <w:rFonts w:ascii="Courier New" w:eastAsia="Times New Roman" w:hAnsi="Courier New" w:cs="Courier New"/>
+          <w:sz w:val="20"/>
+          <w:szCs w:val="20"/>
+          <w:lang w:eastAsia="pt-BR"/>
+        </w:rPr>
+        <w:t>t2_ed_senha</w:t>
+      </w:r>
+      <w:r>
+        <w:rPr>
+          <w:rFonts w:ascii="Times New Roman" w:eastAsia="Times New Roman" w:hAnsi="Times New Roman" w:cs="Times New Roman"/>
+          <w:sz w:val="24"/>
+          <w:szCs w:val="24"/>
+          <w:lang w:eastAsia="pt-BR"/>
+        </w:rPr>
+        <w:t xml:space="preserve">, </w:t>
+      </w:r>
+      <w:r>
+        <w:rPr>
+          <w:rFonts w:ascii="Courier New" w:eastAsia="Times New Roman" w:hAnsi="Courier New" w:cs="Courier New"/>
+          <w:sz w:val="20"/>
+          <w:szCs w:val="20"/>
+          <w:lang w:eastAsia="pt-BR"/>
+        </w:rPr>
+        <w:t>t2_bt_buscar_contatos</w:t>
+      </w:r>
+      <w:r>
+        <w:rPr>
+          <w:rFonts w:ascii="Times New Roman" w:eastAsia="Times New Roman" w:hAnsi="Times New Roman" w:cs="Times New Roman"/>
+          <w:sz w:val="24"/>
+          <w:szCs w:val="24"/>
+          <w:lang w:eastAsia="pt-BR"/>
+        </w:rPr>
+        <w:t xml:space="preserve"> (com </w:t>
+      </w:r>
+      <w:proofErr w:type="spellStart"/>
+      <w:proofErr w:type="gramStart"/>
+      <w:r>
+        <w:rPr>
+          <w:rFonts w:ascii="Courier New" w:eastAsia="Times New Roman" w:hAnsi="Courier New" w:cs="Courier New"/>
+          <w:sz w:val="20"/>
+          <w:szCs w:val="20"/>
+          <w:lang w:eastAsia="pt-BR"/>
+        </w:rPr>
+        <w:t>android:</w:t>
+      </w:r>
+      <w:proofErr w:type="gramEnd"/>
+      <w:r>
+        <w:rPr>
+          <w:rFonts w:ascii="Courier New" w:eastAsia="Times New Roman" w:hAnsi="Courier New" w:cs="Courier New"/>
+          <w:sz w:val="20"/>
+          <w:szCs w:val="20"/>
+          <w:lang w:eastAsia="pt-BR"/>
+        </w:rPr>
+        <w:t>onClick</w:t>
+      </w:r>
+      <w:proofErr w:type="spellEnd"/>
+      <w:r>
+        <w:rPr>
+          <w:rFonts w:ascii="Courier New" w:eastAsia="Times New Roman" w:hAnsi="Courier New" w:cs="Courier New"/>
+          <w:sz w:val="20"/>
+          <w:szCs w:val="20"/>
+          <w:lang w:eastAsia="pt-BR"/>
+        </w:rPr>
+        <w:t>="</w:t>
+      </w:r>
+      <w:proofErr w:type="spellStart"/>
+      <w:r>
+        <w:rPr>
+          <w:rFonts w:ascii="Courier New" w:eastAsia="Times New Roman" w:hAnsi="Courier New" w:cs="Courier New"/>
+          <w:sz w:val="20"/>
+          <w:szCs w:val="20"/>
+          <w:lang w:eastAsia="pt-BR"/>
+        </w:rPr>
+        <w:t>buscarContatos</w:t>
+      </w:r>
+      <w:proofErr w:type="spellEnd"/>
+      <w:r>
+        <w:rPr>
+          <w:rFonts w:ascii="Courier New" w:eastAsia="Times New Roman" w:hAnsi="Courier New" w:cs="Courier New"/>
+          <w:sz w:val="20"/>
+          <w:szCs w:val="20"/>
+          <w:lang w:eastAsia="pt-BR"/>
+        </w:rPr>
+        <w:t>"</w:t>
+      </w:r>
+      <w:r>
+        <w:rPr>
+          <w:rFonts w:ascii="Times New Roman" w:eastAsia="Times New Roman" w:hAnsi="Times New Roman" w:cs="Times New Roman"/>
+          <w:sz w:val="24"/>
+          <w:szCs w:val="24"/>
+          <w:lang w:eastAsia="pt-BR"/>
+        </w:rPr>
+        <w:t>).</w:t>
+      </w:r>
+    </w:p>
+    <w:p>
+      <w:pPr>
+        <w:numPr>
+          <w:ilvl w:val="0"/>
+          <w:numId w:val="2"/>
+        </w:numPr>
+        <w:spacing w:before="100" w:beforeAutospacing="1" w:after="100" w:afterAutospacing="1" w:line="240" w:lineRule="auto"/>
+        <w:rPr>
+          <w:rFonts w:ascii="Times New Roman" w:eastAsia="Times New Roman" w:hAnsi="Times New Roman" w:cs="Times New Roman"/>
+          <w:sz w:val="24"/>
+          <w:szCs w:val="24"/>
+          <w:lang w:eastAsia="pt-BR"/>
+        </w:rPr>
+      </w:pPr>
+      <w:proofErr w:type="gramStart"/>
+      <w:r>
+        <w:rPr>
+          <w:rFonts w:ascii="Courier New" w:eastAsia="Times New Roman" w:hAnsi="Courier New" w:cs="Courier New"/>
+          <w:b/>
+          <w:bCs/>
+          <w:sz w:val="20"/>
+          <w:szCs w:val="20"/>
+          <w:lang w:eastAsia="pt-BR"/>
+        </w:rPr>
+        <w:t>activity_tela3</w:t>
+      </w:r>
+      <w:proofErr w:type="gramEnd"/>
+      <w:r>
+        <w:rPr>
+          <w:rFonts w:ascii="Courier New" w:eastAsia="Times New Roman" w:hAnsi="Courier New" w:cs="Courier New"/>
+          <w:b/>
+          <w:bCs/>
+          <w:sz w:val="20"/>
+          <w:szCs w:val="20"/>
+          <w:lang w:eastAsia="pt-BR"/>
+        </w:rPr>
+        <w:t>_lista_clientes.xml</w:t>
+      </w:r>
+    </w:p>
+    <w:p>
+      <w:pPr>
+        <w:numPr>
+          <w:ilvl w:val="1"/>
+          <w:numId w:val="2"/>
+        </w:numPr>
+        <w:spacing w:before="100" w:beforeAutospacing="1" w:after="100" w:afterAutospacing="1" w:line="240" w:lineRule="auto"/>
+        <w:rPr>
+          <w:rFonts w:ascii="Times New Roman" w:eastAsia="Times New Roman" w:hAnsi="Times New Roman" w:cs="Times New Roman"/>
+          <w:sz w:val="24"/>
+          <w:szCs w:val="24"/>
+          <w:lang w:eastAsia="pt-BR"/>
+        </w:rPr>
+      </w:pPr>
+      <w:proofErr w:type="spellStart"/>
+      <w:r>
+        <w:rPr>
+          <w:rFonts w:ascii="Times New Roman" w:eastAsia="Times New Roman" w:hAnsi="Times New Roman" w:cs="Times New Roman"/>
+          <w:i/>
+          <w:iCs/>
+          <w:sz w:val="24"/>
+          <w:szCs w:val="24"/>
+          <w:lang w:eastAsia="pt-BR"/>
+        </w:rPr>
+        <w:lastRenderedPageBreak/>
+        <w:t>IDs</w:t>
+      </w:r>
+      <w:proofErr w:type="spellEnd"/>
+      <w:r>
+        <w:rPr>
+          <w:rFonts w:ascii="Times New Roman" w:eastAsia="Times New Roman" w:hAnsi="Times New Roman" w:cs="Times New Roman"/>
+          <w:i/>
+          <w:iCs/>
+          <w:sz w:val="24"/>
+          <w:szCs w:val="24"/>
+          <w:lang w:eastAsia="pt-BR"/>
+        </w:rPr>
+        <w:t xml:space="preserve"> importantes:</w:t>
+      </w:r>
+      <w:r>
+        <w:rPr>
+          <w:rFonts w:ascii="Times New Roman" w:eastAsia="Times New Roman" w:hAnsi="Times New Roman" w:cs="Times New Roman"/>
+          <w:sz w:val="24"/>
+          <w:szCs w:val="24"/>
+          <w:lang w:eastAsia="pt-BR"/>
+        </w:rPr>
+        <w:t xml:space="preserve"> </w:t>
+      </w:r>
+      <w:r>
+        <w:rPr>
+          <w:rFonts w:ascii="Courier New" w:eastAsia="Times New Roman" w:hAnsi="Courier New" w:cs="Courier New"/>
+          <w:sz w:val="20"/>
+          <w:szCs w:val="20"/>
+          <w:lang w:eastAsia="pt-BR"/>
+        </w:rPr>
+        <w:t>t3_tx_titulo</w:t>
+      </w:r>
+      <w:r>
+        <w:rPr>
+          <w:rFonts w:ascii="Times New Roman" w:eastAsia="Times New Roman" w:hAnsi="Times New Roman" w:cs="Times New Roman"/>
+          <w:sz w:val="24"/>
+          <w:szCs w:val="24"/>
+          <w:lang w:eastAsia="pt-BR"/>
+        </w:rPr>
+        <w:t xml:space="preserve">, </w:t>
+      </w:r>
+      <w:r>
+        <w:rPr>
+          <w:rFonts w:ascii="Courier New" w:eastAsia="Times New Roman" w:hAnsi="Courier New" w:cs="Courier New"/>
+          <w:sz w:val="20"/>
+          <w:szCs w:val="20"/>
+          <w:lang w:eastAsia="pt-BR"/>
+        </w:rPr>
+        <w:t>t3_lista_personalizada</w:t>
+      </w:r>
+      <w:r>
+        <w:rPr>
+          <w:rFonts w:ascii="Times New Roman" w:eastAsia="Times New Roman" w:hAnsi="Times New Roman" w:cs="Times New Roman"/>
+          <w:sz w:val="24"/>
+          <w:szCs w:val="24"/>
+          <w:lang w:eastAsia="pt-BR"/>
+        </w:rPr>
+        <w:t xml:space="preserve"> (</w:t>
+      </w:r>
+      <w:proofErr w:type="spellStart"/>
+      <w:proofErr w:type="gramStart"/>
+      <w:r>
+        <w:rPr>
+          <w:rFonts w:ascii="Courier New" w:eastAsia="Times New Roman" w:hAnsi="Courier New" w:cs="Courier New"/>
+          <w:sz w:val="20"/>
+          <w:szCs w:val="20"/>
+          <w:lang w:eastAsia="pt-BR"/>
+        </w:rPr>
+        <w:t>ListView</w:t>
+      </w:r>
+      <w:proofErr w:type="spellEnd"/>
+      <w:proofErr w:type="gramEnd"/>
+      <w:r>
+        <w:rPr>
+          <w:rFonts w:ascii="Times New Roman" w:eastAsia="Times New Roman" w:hAnsi="Times New Roman" w:cs="Times New Roman"/>
+          <w:sz w:val="24"/>
+          <w:szCs w:val="24"/>
+          <w:lang w:eastAsia="pt-BR"/>
+        </w:rPr>
+        <w:t xml:space="preserve">), </w:t>
+      </w:r>
+      <w:r>
+        <w:rPr>
+          <w:rFonts w:ascii="Courier New" w:eastAsia="Times New Roman" w:hAnsi="Courier New" w:cs="Courier New"/>
+          <w:sz w:val="20"/>
+          <w:szCs w:val="20"/>
+          <w:lang w:eastAsia="pt-BR"/>
+        </w:rPr>
+        <w:t>t3_fab_novo</w:t>
+      </w:r>
+      <w:r>
+        <w:rPr>
+          <w:rFonts w:ascii="Times New Roman" w:eastAsia="Times New Roman" w:hAnsi="Times New Roman" w:cs="Times New Roman"/>
+          <w:sz w:val="24"/>
+          <w:szCs w:val="24"/>
+          <w:lang w:eastAsia="pt-BR"/>
+        </w:rPr>
+        <w:t>.</w:t>
+      </w:r>
+    </w:p>
+    <w:p>
+      <w:pPr>
+        <w:numPr>
+          <w:ilvl w:val="0"/>
+          <w:numId w:val="2"/>
+        </w:numPr>
+        <w:spacing w:before="100" w:beforeAutospacing="1" w:after="100" w:afterAutospacing="1" w:line="240" w:lineRule="auto"/>
+        <w:rPr>
+          <w:rFonts w:ascii="Times New Roman" w:eastAsia="Times New Roman" w:hAnsi="Times New Roman" w:cs="Times New Roman"/>
+          <w:sz w:val="24"/>
+          <w:szCs w:val="24"/>
+          <w:lang w:eastAsia="pt-BR"/>
+        </w:rPr>
+      </w:pPr>
+      <w:proofErr w:type="gramStart"/>
+      <w:r>
+        <w:rPr>
+          <w:rFonts w:ascii="Courier New" w:eastAsia="Times New Roman" w:hAnsi="Courier New" w:cs="Courier New"/>
+          <w:b/>
+          <w:bCs/>
+          <w:sz w:val="20"/>
+          <w:szCs w:val="20"/>
+          <w:lang w:eastAsia="pt-BR"/>
+        </w:rPr>
+        <w:t>t3</w:t>
+      </w:r>
+      <w:proofErr w:type="gramEnd"/>
+      <w:r>
+        <w:rPr>
+          <w:rFonts w:ascii="Courier New" w:eastAsia="Times New Roman" w:hAnsi="Courier New" w:cs="Courier New"/>
+          <w:b/>
+          <w:bCs/>
+          <w:sz w:val="20"/>
+          <w:szCs w:val="20"/>
+          <w:lang w:eastAsia="pt-BR"/>
+        </w:rPr>
+        <w:t>_template_para_linha.xml</w:t>
+      </w:r>
+    </w:p>
+    <w:p>
+      <w:pPr>
+        <w:numPr>
+          <w:ilvl w:val="1"/>
+          <w:numId w:val="2"/>
+        </w:numPr>
+        <w:spacing w:before="100" w:beforeAutospacing="1" w:after="100" w:afterAutospacing="1" w:line="240" w:lineRule="auto"/>
+        <w:rPr>
+          <w:rFonts w:ascii="Times New Roman" w:eastAsia="Times New Roman" w:hAnsi="Times New Roman" w:cs="Times New Roman"/>
+          <w:sz w:val="24"/>
+          <w:szCs w:val="24"/>
+          <w:lang w:eastAsia="pt-BR"/>
+        </w:rPr>
+      </w:pPr>
+      <w:r>
+        <w:rPr>
+          <w:rFonts w:ascii="Times New Roman" w:eastAsia="Times New Roman" w:hAnsi="Times New Roman" w:cs="Times New Roman"/>
+          <w:i/>
+          <w:iCs/>
+          <w:sz w:val="24"/>
+          <w:szCs w:val="24"/>
+          <w:lang w:eastAsia="pt-BR"/>
+        </w:rPr>
+        <w:t>Layout secundário:</w:t>
+      </w:r>
+      <w:r>
+        <w:rPr>
+          <w:rFonts w:ascii="Times New Roman" w:eastAsia="Times New Roman" w:hAnsi="Times New Roman" w:cs="Times New Roman"/>
+          <w:sz w:val="24"/>
+          <w:szCs w:val="24"/>
+          <w:lang w:eastAsia="pt-BR"/>
+        </w:rPr>
+        <w:t xml:space="preserve"> Estrutura de linha da lista com imagem de favorito e textos de nome, </w:t>
+      </w:r>
+      <w:proofErr w:type="spellStart"/>
+      <w:r>
+        <w:rPr>
+          <w:rFonts w:ascii="Times New Roman" w:eastAsia="Times New Roman" w:hAnsi="Times New Roman" w:cs="Times New Roman"/>
+          <w:sz w:val="24"/>
+          <w:szCs w:val="24"/>
+          <w:lang w:eastAsia="pt-BR"/>
+        </w:rPr>
+        <w:t>email</w:t>
+      </w:r>
+      <w:proofErr w:type="spellEnd"/>
+      <w:r>
+        <w:rPr>
+          <w:rFonts w:ascii="Times New Roman" w:eastAsia="Times New Roman" w:hAnsi="Times New Roman" w:cs="Times New Roman"/>
+          <w:sz w:val="24"/>
+          <w:szCs w:val="24"/>
+          <w:lang w:eastAsia="pt-BR"/>
+        </w:rPr>
+        <w:t xml:space="preserve"> e telefone.</w:t>
+      </w:r>
+    </w:p>
+    <w:p>
+      <w:pPr>
+        <w:numPr>
+          <w:ilvl w:val="0"/>
+          <w:numId w:val="2"/>
+        </w:numPr>
+        <w:spacing w:before="100" w:beforeAutospacing="1" w:after="100" w:afterAutospacing="1" w:line="240" w:lineRule="auto"/>
+        <w:rPr>
+          <w:rFonts w:ascii="Times New Roman" w:eastAsia="Times New Roman" w:hAnsi="Times New Roman" w:cs="Times New Roman"/>
+          <w:sz w:val="24"/>
+          <w:szCs w:val="24"/>
+          <w:lang w:eastAsia="pt-BR"/>
+        </w:rPr>
+      </w:pPr>
+      <w:proofErr w:type="gramStart"/>
+      <w:r>
+        <w:rPr>
+          <w:rFonts w:ascii="Courier New" w:eastAsia="Times New Roman" w:hAnsi="Courier New" w:cs="Courier New"/>
+          <w:b/>
+          <w:bCs/>
+          <w:sz w:val="20"/>
+          <w:szCs w:val="20"/>
+          <w:lang w:eastAsia="pt-BR"/>
+        </w:rPr>
+        <w:t>activity_tela4</w:t>
+      </w:r>
+      <w:proofErr w:type="gramEnd"/>
+      <w:r>
+        <w:rPr>
+          <w:rFonts w:ascii="Courier New" w:eastAsia="Times New Roman" w:hAnsi="Courier New" w:cs="Courier New"/>
+          <w:b/>
+          <w:bCs/>
+          <w:sz w:val="20"/>
+          <w:szCs w:val="20"/>
+          <w:lang w:eastAsia="pt-BR"/>
+        </w:rPr>
+        <w:t>_cliente_editar.xml</w:t>
+      </w:r>
+    </w:p>
+    <w:p>
+      <w:pPr>
+        <w:numPr>
+          <w:ilvl w:val="1"/>
+          <w:numId w:val="2"/>
+        </w:numPr>
+        <w:spacing w:before="100" w:beforeAutospacing="1" w:after="100" w:afterAutospacing="1" w:line="240" w:lineRule="auto"/>
+        <w:rPr>
+          <w:rFonts w:ascii="Times New Roman" w:eastAsia="Times New Roman" w:hAnsi="Times New Roman" w:cs="Times New Roman"/>
+          <w:sz w:val="24"/>
+          <w:szCs w:val="24"/>
+          <w:lang w:eastAsia="pt-BR"/>
+        </w:rPr>
+      </w:pPr>
+      <w:proofErr w:type="spellStart"/>
+      <w:r>
+        <w:rPr>
+          <w:rFonts w:ascii="Times New Roman" w:eastAsia="Times New Roman" w:hAnsi="Times New Roman" w:cs="Times New Roman"/>
+          <w:i/>
+          <w:iCs/>
+          <w:sz w:val="24"/>
+          <w:szCs w:val="24"/>
+          <w:lang w:eastAsia="pt-BR"/>
+        </w:rPr>
+        <w:t>IDs</w:t>
+      </w:r>
+      <w:proofErr w:type="spellEnd"/>
+      <w:r>
+        <w:rPr>
+          <w:rFonts w:ascii="Times New Roman" w:eastAsia="Times New Roman" w:hAnsi="Times New Roman" w:cs="Times New Roman"/>
+          <w:i/>
+          <w:iCs/>
+          <w:sz w:val="24"/>
+          <w:szCs w:val="24"/>
+          <w:lang w:eastAsia="pt-BR"/>
+        </w:rPr>
+        <w:t xml:space="preserve"> importantes:</w:t>
+      </w:r>
+      <w:r>
+        <w:rPr>
+          <w:rFonts w:ascii="Times New Roman" w:eastAsia="Times New Roman" w:hAnsi="Times New Roman" w:cs="Times New Roman"/>
+          <w:sz w:val="24"/>
+          <w:szCs w:val="24"/>
+          <w:lang w:eastAsia="pt-BR"/>
+        </w:rPr>
+        <w:t xml:space="preserve"> </w:t>
+      </w:r>
+      <w:r>
+        <w:rPr>
+          <w:rFonts w:ascii="Courier New" w:eastAsia="Times New Roman" w:hAnsi="Courier New" w:cs="Courier New"/>
+          <w:sz w:val="20"/>
+          <w:szCs w:val="20"/>
+          <w:lang w:eastAsia="pt-BR"/>
+        </w:rPr>
+        <w:t>t4_tx_titulo</w:t>
+      </w:r>
+      <w:r>
+        <w:rPr>
+          <w:rFonts w:ascii="Times New Roman" w:eastAsia="Times New Roman" w:hAnsi="Times New Roman" w:cs="Times New Roman"/>
+          <w:sz w:val="24"/>
+          <w:szCs w:val="24"/>
+          <w:lang w:eastAsia="pt-BR"/>
+        </w:rPr>
+        <w:t xml:space="preserve">, </w:t>
+      </w:r>
+      <w:r>
+        <w:rPr>
+          <w:rFonts w:ascii="Courier New" w:eastAsia="Times New Roman" w:hAnsi="Courier New" w:cs="Courier New"/>
+          <w:sz w:val="20"/>
+          <w:szCs w:val="20"/>
+          <w:lang w:eastAsia="pt-BR"/>
+        </w:rPr>
+        <w:t>t4_ed_nome</w:t>
+      </w:r>
+      <w:r>
+        <w:rPr>
+          <w:rFonts w:ascii="Times New Roman" w:eastAsia="Times New Roman" w:hAnsi="Times New Roman" w:cs="Times New Roman"/>
+          <w:sz w:val="24"/>
+          <w:szCs w:val="24"/>
+          <w:lang w:eastAsia="pt-BR"/>
+        </w:rPr>
+        <w:t xml:space="preserve">, </w:t>
+      </w:r>
+      <w:r>
+        <w:rPr>
+          <w:rFonts w:ascii="Courier New" w:eastAsia="Times New Roman" w:hAnsi="Courier New" w:cs="Courier New"/>
+          <w:sz w:val="20"/>
+          <w:szCs w:val="20"/>
+          <w:lang w:eastAsia="pt-BR"/>
+        </w:rPr>
+        <w:t>t4_ed_email</w:t>
+      </w:r>
+      <w:r>
+        <w:rPr>
+          <w:rFonts w:ascii="Times New Roman" w:eastAsia="Times New Roman" w:hAnsi="Times New Roman" w:cs="Times New Roman"/>
+          <w:sz w:val="24"/>
+          <w:szCs w:val="24"/>
+          <w:lang w:eastAsia="pt-BR"/>
+        </w:rPr>
+        <w:t xml:space="preserve">, </w:t>
+      </w:r>
+      <w:r>
+        <w:rPr>
+          <w:rFonts w:ascii="Courier New" w:eastAsia="Times New Roman" w:hAnsi="Courier New" w:cs="Courier New"/>
+          <w:sz w:val="20"/>
+          <w:szCs w:val="20"/>
+          <w:lang w:eastAsia="pt-BR"/>
+        </w:rPr>
+        <w:t>t4_ed_telef</w:t>
+      </w:r>
+      <w:r>
+        <w:rPr>
+          <w:rFonts w:ascii="Times New Roman" w:eastAsia="Times New Roman" w:hAnsi="Times New Roman" w:cs="Times New Roman"/>
+          <w:sz w:val="24"/>
+          <w:szCs w:val="24"/>
+          <w:lang w:eastAsia="pt-BR"/>
+        </w:rPr>
+        <w:t xml:space="preserve">, </w:t>
+      </w:r>
+      <w:r>
+        <w:rPr>
+          <w:rFonts w:ascii="Courier New" w:eastAsia="Times New Roman" w:hAnsi="Courier New" w:cs="Courier New"/>
+          <w:sz w:val="20"/>
+          <w:szCs w:val="20"/>
+          <w:lang w:eastAsia="pt-BR"/>
+        </w:rPr>
+        <w:t>t4_rb_favo</w:t>
+      </w:r>
+      <w:r>
+        <w:rPr>
+          <w:rFonts w:ascii="Times New Roman" w:eastAsia="Times New Roman" w:hAnsi="Times New Roman" w:cs="Times New Roman"/>
+          <w:sz w:val="24"/>
+          <w:szCs w:val="24"/>
+          <w:lang w:eastAsia="pt-BR"/>
+        </w:rPr>
+        <w:t xml:space="preserve">, botões </w:t>
+      </w:r>
+      <w:r>
+        <w:rPr>
+          <w:rFonts w:ascii="Courier New" w:eastAsia="Times New Roman" w:hAnsi="Courier New" w:cs="Courier New"/>
+          <w:sz w:val="20"/>
+          <w:szCs w:val="20"/>
+          <w:lang w:eastAsia="pt-BR"/>
+        </w:rPr>
+        <w:t>t4_bt_salvar</w:t>
+      </w:r>
+      <w:r>
+        <w:rPr>
+          <w:rFonts w:ascii="Times New Roman" w:eastAsia="Times New Roman" w:hAnsi="Times New Roman" w:cs="Times New Roman"/>
+          <w:sz w:val="24"/>
+          <w:szCs w:val="24"/>
+          <w:lang w:eastAsia="pt-BR"/>
+        </w:rPr>
+        <w:t xml:space="preserve">, </w:t>
+      </w:r>
+      <w:r>
+        <w:rPr>
+          <w:rFonts w:ascii="Courier New" w:eastAsia="Times New Roman" w:hAnsi="Courier New" w:cs="Courier New"/>
+          <w:sz w:val="20"/>
+          <w:szCs w:val="20"/>
+          <w:lang w:eastAsia="pt-BR"/>
+        </w:rPr>
+        <w:t>t4_bt_excluir</w:t>
+      </w:r>
+      <w:r>
+        <w:rPr>
+          <w:rFonts w:ascii="Times New Roman" w:eastAsia="Times New Roman" w:hAnsi="Times New Roman" w:cs="Times New Roman"/>
+          <w:sz w:val="24"/>
+          <w:szCs w:val="24"/>
+          <w:lang w:eastAsia="pt-BR"/>
+        </w:rPr>
+        <w:t>.</w:t>
+      </w:r>
+    </w:p>
+    <w:p>
+      <w:pPr>
+        <w:numPr>
+          <w:ilvl w:val="0"/>
+          <w:numId w:val="2"/>
+        </w:numPr>
+        <w:spacing w:before="100" w:beforeAutospacing="1" w:after="100" w:afterAutospacing="1" w:line="240" w:lineRule="auto"/>
+        <w:rPr>
+          <w:rFonts w:ascii="Times New Roman" w:eastAsia="Times New Roman" w:hAnsi="Times New Roman" w:cs="Times New Roman"/>
+          <w:sz w:val="24"/>
+          <w:szCs w:val="24"/>
+          <w:lang w:eastAsia="pt-BR"/>
+        </w:rPr>
+      </w:pPr>
+      <w:proofErr w:type="gramStart"/>
+      <w:r>
+        <w:rPr>
+          <w:rFonts w:ascii="Courier New" w:eastAsia="Times New Roman" w:hAnsi="Courier New" w:cs="Courier New"/>
+          <w:b/>
+          <w:bCs/>
+          <w:sz w:val="20"/>
+          <w:szCs w:val="20"/>
+          <w:lang w:eastAsia="pt-BR"/>
+        </w:rPr>
+        <w:t>activity_tela5</w:t>
+      </w:r>
+      <w:proofErr w:type="gramEnd"/>
+      <w:r>
+        <w:rPr>
+          <w:rFonts w:ascii="Courier New" w:eastAsia="Times New Roman" w:hAnsi="Courier New" w:cs="Courier New"/>
+          <w:b/>
+          <w:bCs/>
+          <w:sz w:val="20"/>
+          <w:szCs w:val="20"/>
+          <w:lang w:eastAsia="pt-BR"/>
+        </w:rPr>
+        <w:t>_lista_contatos.xml</w:t>
+      </w:r>
+    </w:p>
+    <w:p>
+      <w:pPr>
+        <w:numPr>
+          <w:ilvl w:val="1"/>
+          <w:numId w:val="2"/>
+        </w:numPr>
+        <w:spacing w:before="100" w:beforeAutospacing="1" w:after="100" w:afterAutospacing="1" w:line="240" w:lineRule="auto"/>
+        <w:rPr>
+          <w:rFonts w:ascii="Times New Roman" w:eastAsia="Times New Roman" w:hAnsi="Times New Roman" w:cs="Times New Roman"/>
+          <w:sz w:val="24"/>
+          <w:szCs w:val="24"/>
+          <w:lang w:eastAsia="pt-BR"/>
+        </w:rPr>
+      </w:pPr>
+      <w:proofErr w:type="spellStart"/>
+      <w:r>
+        <w:rPr>
+          <w:rFonts w:ascii="Times New Roman" w:eastAsia="Times New Roman" w:hAnsi="Times New Roman" w:cs="Times New Roman"/>
+          <w:i/>
+          <w:iCs/>
+          <w:sz w:val="24"/>
+          <w:szCs w:val="24"/>
+          <w:lang w:eastAsia="pt-BR"/>
+        </w:rPr>
+        <w:t>IDs</w:t>
+      </w:r>
+      <w:proofErr w:type="spellEnd"/>
+      <w:r>
+        <w:rPr>
+          <w:rFonts w:ascii="Times New Roman" w:eastAsia="Times New Roman" w:hAnsi="Times New Roman" w:cs="Times New Roman"/>
+          <w:i/>
+          <w:iCs/>
+          <w:sz w:val="24"/>
+          <w:szCs w:val="24"/>
+          <w:lang w:eastAsia="pt-BR"/>
+        </w:rPr>
+        <w:t xml:space="preserve"> importantes:</w:t>
+      </w:r>
+      <w:r>
+        <w:rPr>
+          <w:rFonts w:ascii="Times New Roman" w:eastAsia="Times New Roman" w:hAnsi="Times New Roman" w:cs="Times New Roman"/>
+          <w:sz w:val="24"/>
+          <w:szCs w:val="24"/>
+          <w:lang w:eastAsia="pt-BR"/>
+        </w:rPr>
+        <w:t xml:space="preserve"> </w:t>
+      </w:r>
+      <w:r>
+        <w:rPr>
+          <w:rFonts w:ascii="Courier New" w:eastAsia="Times New Roman" w:hAnsi="Courier New" w:cs="Courier New"/>
+          <w:sz w:val="20"/>
+          <w:szCs w:val="20"/>
+          <w:lang w:eastAsia="pt-BR"/>
+        </w:rPr>
+        <w:t>t5_tx_titulo</w:t>
+      </w:r>
+      <w:r>
+        <w:rPr>
+          <w:rFonts w:ascii="Times New Roman" w:eastAsia="Times New Roman" w:hAnsi="Times New Roman" w:cs="Times New Roman"/>
+          <w:sz w:val="24"/>
+          <w:szCs w:val="24"/>
+          <w:lang w:eastAsia="pt-BR"/>
+        </w:rPr>
+        <w:t xml:space="preserve">, </w:t>
+      </w:r>
+      <w:r>
+        <w:rPr>
+          <w:rFonts w:ascii="Courier New" w:eastAsia="Times New Roman" w:hAnsi="Courier New" w:cs="Courier New"/>
+          <w:sz w:val="20"/>
+          <w:szCs w:val="20"/>
+          <w:lang w:eastAsia="pt-BR"/>
+        </w:rPr>
+        <w:t>t5_lista_contatos</w:t>
+      </w:r>
+      <w:r>
+        <w:rPr>
+          <w:rFonts w:ascii="Times New Roman" w:eastAsia="Times New Roman" w:hAnsi="Times New Roman" w:cs="Times New Roman"/>
+          <w:sz w:val="24"/>
+          <w:szCs w:val="24"/>
+          <w:lang w:eastAsia="pt-BR"/>
+        </w:rPr>
+        <w:t>.</w:t>
+      </w:r>
+    </w:p>
+    <w:p>
+      <w:pPr>
+        <w:spacing w:before="100" w:beforeAutospacing="1" w:after="100" w:afterAutospacing="1" w:line="240" w:lineRule="auto"/>
+        <w:outlineLvl w:val="3"/>
+        <w:rPr>
+          <w:rFonts w:ascii="Times New Roman" w:eastAsia="Times New Roman" w:hAnsi="Times New Roman" w:cs="Times New Roman"/>
+          <w:b/>
+          <w:bCs/>
+          <w:sz w:val="24"/>
+          <w:szCs w:val="24"/>
+          <w:lang w:eastAsia="pt-BR"/>
+        </w:rPr>
+      </w:pPr>
+      <w:r>
+        <w:rPr>
+          <w:rFonts w:ascii="Times New Roman" w:eastAsia="Times New Roman" w:hAnsi="Times New Roman" w:cs="Times New Roman"/>
+          <w:b/>
+          <w:bCs/>
+          <w:sz w:val="24"/>
+          <w:szCs w:val="24"/>
+          <w:lang w:eastAsia="pt-BR"/>
+        </w:rPr>
+        <w:t>3. Arquivos de Recursos (</w:t>
+      </w:r>
+      <w:r>
+        <w:rPr>
+          <w:rFonts w:ascii="Courier New" w:eastAsia="Times New Roman" w:hAnsi="Courier New" w:cs="Courier New"/>
+          <w:b/>
+          <w:bCs/>
+          <w:sz w:val="20"/>
+          <w:szCs w:val="20"/>
+          <w:lang w:eastAsia="pt-BR"/>
+        </w:rPr>
+        <w:t>res/</w:t>
+      </w:r>
+      <w:proofErr w:type="spellStart"/>
+      <w:r>
+        <w:rPr>
+          <w:rFonts w:ascii="Courier New" w:eastAsia="Times New Roman" w:hAnsi="Courier New" w:cs="Courier New"/>
+          <w:b/>
+          <w:bCs/>
+          <w:sz w:val="20"/>
+          <w:szCs w:val="20"/>
+          <w:lang w:eastAsia="pt-BR"/>
+        </w:rPr>
+        <w:t>values</w:t>
+      </w:r>
+      <w:proofErr w:type="spellEnd"/>
+      <w:r>
+        <w:rPr>
+          <w:rFonts w:ascii="Courier New" w:eastAsia="Times New Roman" w:hAnsi="Courier New" w:cs="Courier New"/>
+          <w:b/>
+          <w:bCs/>
+          <w:sz w:val="20"/>
+          <w:szCs w:val="20"/>
+          <w:lang w:eastAsia="pt-BR"/>
+        </w:rPr>
+        <w:t>/</w:t>
+      </w:r>
+      <w:r>
+        <w:rPr>
+          <w:rFonts w:ascii="Times New Roman" w:eastAsia="Times New Roman" w:hAnsi="Times New Roman" w:cs="Times New Roman"/>
+          <w:b/>
+          <w:bCs/>
+          <w:sz w:val="24"/>
+          <w:szCs w:val="24"/>
+          <w:lang w:eastAsia="pt-BR"/>
+        </w:rPr>
+        <w:t>)</w:t>
+      </w:r>
+    </w:p>
+    <w:p>
+      <w:pPr>
+        <w:numPr>
+          <w:ilvl w:val="0"/>
+          <w:numId w:val="3"/>
+        </w:numPr>
+        <w:spacing w:before="100" w:beforeAutospacing="1" w:after="100" w:afterAutospacing="1" w:line="240" w:lineRule="auto"/>
+        <w:rPr>
+          <w:rFonts w:ascii="Times New Roman" w:eastAsia="Times New Roman" w:hAnsi="Times New Roman" w:cs="Times New Roman"/>
+          <w:sz w:val="24"/>
+          <w:szCs w:val="24"/>
+          <w:lang w:eastAsia="pt-BR"/>
+        </w:rPr>
+      </w:pPr>
+      <w:proofErr w:type="gramStart"/>
+      <w:r>
+        <w:rPr>
+          <w:rFonts w:ascii="Courier New" w:eastAsia="Times New Roman" w:hAnsi="Courier New" w:cs="Courier New"/>
+          <w:b/>
+          <w:bCs/>
+          <w:sz w:val="20"/>
+          <w:szCs w:val="20"/>
+          <w:lang w:eastAsia="pt-BR"/>
+        </w:rPr>
+        <w:t>colors</w:t>
+      </w:r>
+      <w:proofErr w:type="gramEnd"/>
+      <w:r>
+        <w:rPr>
+          <w:rFonts w:ascii="Courier New" w:eastAsia="Times New Roman" w:hAnsi="Courier New" w:cs="Courier New"/>
+          <w:b/>
+          <w:bCs/>
+          <w:sz w:val="20"/>
+          <w:szCs w:val="20"/>
+          <w:lang w:eastAsia="pt-BR"/>
+        </w:rPr>
+        <w:t>.xml</w:t>
+      </w:r>
+      <w:r>
+        <w:rPr>
+          <w:rFonts w:ascii="Times New Roman" w:eastAsia="Times New Roman" w:hAnsi="Times New Roman" w:cs="Times New Roman"/>
+          <w:sz w:val="24"/>
+          <w:szCs w:val="24"/>
+          <w:lang w:eastAsia="pt-BR"/>
+        </w:rPr>
+        <w:t>: Adicionar as definições de cores do professor (</w:t>
+      </w:r>
+      <w:proofErr w:type="spellStart"/>
+      <w:r>
+        <w:rPr>
+          <w:rFonts w:ascii="Courier New" w:eastAsia="Times New Roman" w:hAnsi="Courier New" w:cs="Courier New"/>
+          <w:sz w:val="20"/>
+          <w:szCs w:val="20"/>
+          <w:lang w:eastAsia="pt-BR"/>
+        </w:rPr>
+        <w:t>cor_botao_transparente</w:t>
+      </w:r>
+      <w:proofErr w:type="spellEnd"/>
+      <w:r>
+        <w:rPr>
+          <w:rFonts w:ascii="Times New Roman" w:eastAsia="Times New Roman" w:hAnsi="Times New Roman" w:cs="Times New Roman"/>
+          <w:sz w:val="24"/>
+          <w:szCs w:val="24"/>
+          <w:lang w:eastAsia="pt-BR"/>
+        </w:rPr>
+        <w:t xml:space="preserve">, </w:t>
+      </w:r>
+      <w:proofErr w:type="spellStart"/>
+      <w:r>
+        <w:rPr>
+          <w:rFonts w:ascii="Courier New" w:eastAsia="Times New Roman" w:hAnsi="Courier New" w:cs="Courier New"/>
+          <w:sz w:val="20"/>
+          <w:szCs w:val="20"/>
+          <w:lang w:eastAsia="pt-BR"/>
+        </w:rPr>
+        <w:t>cor_texto_botao_azul</w:t>
+      </w:r>
+      <w:proofErr w:type="spellEnd"/>
+      <w:r>
+        <w:rPr>
+          <w:rFonts w:ascii="Times New Roman" w:eastAsia="Times New Roman" w:hAnsi="Times New Roman" w:cs="Times New Roman"/>
+          <w:sz w:val="24"/>
+          <w:szCs w:val="24"/>
+          <w:lang w:eastAsia="pt-BR"/>
+        </w:rPr>
+        <w:t xml:space="preserve">, </w:t>
+      </w:r>
+      <w:proofErr w:type="spellStart"/>
+      <w:r>
+        <w:rPr>
+          <w:rFonts w:ascii="Times New Roman" w:eastAsia="Times New Roman" w:hAnsi="Times New Roman" w:cs="Times New Roman"/>
+          <w:sz w:val="24"/>
+          <w:szCs w:val="24"/>
+          <w:lang w:eastAsia="pt-BR"/>
+        </w:rPr>
+        <w:t>etc</w:t>
+      </w:r>
+      <w:proofErr w:type="spellEnd"/>
+      <w:r>
+        <w:rPr>
+          <w:rFonts w:ascii="Times New Roman" w:eastAsia="Times New Roman" w:hAnsi="Times New Roman" w:cs="Times New Roman"/>
+          <w:sz w:val="24"/>
+          <w:szCs w:val="24"/>
+          <w:lang w:eastAsia="pt-BR"/>
+        </w:rPr>
+        <w:t>).</w:t>
+      </w:r>
+    </w:p>
+    <w:p>
+      <w:pPr>
+        <w:numPr>
+          <w:ilvl w:val="0"/>
+          <w:numId w:val="3"/>
+        </w:numPr>
+        <w:spacing w:before="100" w:beforeAutospacing="1" w:after="100" w:afterAutospacing="1" w:line="240" w:lineRule="auto"/>
+        <w:rPr>
+          <w:rFonts w:ascii="Times New Roman" w:eastAsia="Times New Roman" w:hAnsi="Times New Roman" w:cs="Times New Roman"/>
+          <w:sz w:val="24"/>
+          <w:szCs w:val="24"/>
+          <w:lang w:eastAsia="pt-BR"/>
+        </w:rPr>
+      </w:pPr>
+      <w:proofErr w:type="gramStart"/>
+      <w:r>
+        <w:rPr>
+          <w:rFonts w:ascii="Courier New" w:eastAsia="Times New Roman" w:hAnsi="Courier New" w:cs="Courier New"/>
+          <w:b/>
+          <w:bCs/>
+          <w:sz w:val="20"/>
+          <w:szCs w:val="20"/>
+          <w:lang w:eastAsia="pt-BR"/>
+        </w:rPr>
+        <w:t>dimens</w:t>
+      </w:r>
+      <w:proofErr w:type="gramEnd"/>
+      <w:r>
+        <w:rPr>
+          <w:rFonts w:ascii="Courier New" w:eastAsia="Times New Roman" w:hAnsi="Courier New" w:cs="Courier New"/>
+          <w:b/>
+          <w:bCs/>
+          <w:sz w:val="20"/>
+          <w:szCs w:val="20"/>
+          <w:lang w:eastAsia="pt-BR"/>
+        </w:rPr>
+        <w:t>.xml</w:t>
+      </w:r>
+      <w:r>
+        <w:rPr>
+          <w:rFonts w:ascii="Times New Roman" w:eastAsia="Times New Roman" w:hAnsi="Times New Roman" w:cs="Times New Roman"/>
+          <w:sz w:val="24"/>
+          <w:szCs w:val="24"/>
+          <w:lang w:eastAsia="pt-BR"/>
+        </w:rPr>
+        <w:t xml:space="preserve">: Definir a dimensão </w:t>
+      </w:r>
+      <w:r>
+        <w:rPr>
+          <w:rFonts w:ascii="Courier New" w:eastAsia="Times New Roman" w:hAnsi="Courier New" w:cs="Courier New"/>
+          <w:sz w:val="20"/>
+          <w:szCs w:val="20"/>
+          <w:lang w:eastAsia="pt-BR"/>
+        </w:rPr>
+        <w:t>@</w:t>
+      </w:r>
+      <w:proofErr w:type="spellStart"/>
+      <w:r>
+        <w:rPr>
+          <w:rFonts w:ascii="Courier New" w:eastAsia="Times New Roman" w:hAnsi="Courier New" w:cs="Courier New"/>
+          <w:sz w:val="20"/>
+          <w:szCs w:val="20"/>
+          <w:lang w:eastAsia="pt-BR"/>
+        </w:rPr>
+        <w:t>dimen</w:t>
+      </w:r>
+      <w:proofErr w:type="spellEnd"/>
+      <w:r>
+        <w:rPr>
+          <w:rFonts w:ascii="Courier New" w:eastAsia="Times New Roman" w:hAnsi="Courier New" w:cs="Courier New"/>
+          <w:sz w:val="20"/>
+          <w:szCs w:val="20"/>
+          <w:lang w:eastAsia="pt-BR"/>
+        </w:rPr>
+        <w:t>/</w:t>
+      </w:r>
+      <w:proofErr w:type="spellStart"/>
+      <w:r>
+        <w:rPr>
+          <w:rFonts w:ascii="Courier New" w:eastAsia="Times New Roman" w:hAnsi="Courier New" w:cs="Courier New"/>
+          <w:sz w:val="20"/>
+          <w:szCs w:val="20"/>
+          <w:lang w:eastAsia="pt-BR"/>
+        </w:rPr>
+        <w:t>botao_espaco_interno_texto</w:t>
+      </w:r>
+      <w:proofErr w:type="spellEnd"/>
+      <w:r>
+        <w:rPr>
+          <w:rFonts w:ascii="Times New Roman" w:eastAsia="Times New Roman" w:hAnsi="Times New Roman" w:cs="Times New Roman"/>
+          <w:sz w:val="24"/>
+          <w:szCs w:val="24"/>
+          <w:lang w:eastAsia="pt-BR"/>
+        </w:rPr>
+        <w:t>.</w:t>
+      </w:r>
+    </w:p>
+    <w:p>
+      <w:pPr>
+        <w:numPr>
+          <w:ilvl w:val="0"/>
+          <w:numId w:val="3"/>
+        </w:numPr>
+        <w:spacing w:before="100" w:beforeAutospacing="1" w:after="100" w:afterAutospacing="1" w:line="240" w:lineRule="auto"/>
+        <w:rPr>
+          <w:rFonts w:ascii="Times New Roman" w:eastAsia="Times New Roman" w:hAnsi="Times New Roman" w:cs="Times New Roman"/>
+          <w:sz w:val="24"/>
+          <w:szCs w:val="24"/>
+          <w:lang w:eastAsia="pt-BR"/>
+        </w:rPr>
+      </w:pPr>
+      <w:proofErr w:type="gramStart"/>
+      <w:r>
+        <w:rPr>
+          <w:rFonts w:ascii="Courier New" w:eastAsia="Times New Roman" w:hAnsi="Courier New" w:cs="Courier New"/>
+          <w:b/>
+          <w:bCs/>
+          <w:sz w:val="20"/>
+          <w:szCs w:val="20"/>
+          <w:lang w:eastAsia="pt-BR"/>
+        </w:rPr>
+        <w:t>styles</w:t>
+      </w:r>
+      <w:proofErr w:type="gramEnd"/>
+      <w:r>
+        <w:rPr>
+          <w:rFonts w:ascii="Courier New" w:eastAsia="Times New Roman" w:hAnsi="Courier New" w:cs="Courier New"/>
+          <w:b/>
+          <w:bCs/>
+          <w:sz w:val="20"/>
+          <w:szCs w:val="20"/>
+          <w:lang w:eastAsia="pt-BR"/>
+        </w:rPr>
+        <w:t>.xml</w:t>
+      </w:r>
+      <w:r>
+        <w:rPr>
+          <w:rFonts w:ascii="Times New Roman" w:eastAsia="Times New Roman" w:hAnsi="Times New Roman" w:cs="Times New Roman"/>
+          <w:sz w:val="24"/>
+          <w:szCs w:val="24"/>
+          <w:lang w:eastAsia="pt-BR"/>
+        </w:rPr>
+        <w:t xml:space="preserve">: Declarar o estilo </w:t>
+      </w:r>
+      <w:r>
+        <w:rPr>
+          <w:rFonts w:ascii="Courier New" w:eastAsia="Times New Roman" w:hAnsi="Courier New" w:cs="Courier New"/>
+          <w:sz w:val="20"/>
+          <w:szCs w:val="20"/>
+          <w:lang w:eastAsia="pt-BR"/>
+        </w:rPr>
+        <w:t>@</w:t>
+      </w:r>
+      <w:proofErr w:type="spellStart"/>
+      <w:r>
+        <w:rPr>
+          <w:rFonts w:ascii="Courier New" w:eastAsia="Times New Roman" w:hAnsi="Courier New" w:cs="Courier New"/>
+          <w:sz w:val="20"/>
+          <w:szCs w:val="20"/>
+          <w:lang w:eastAsia="pt-BR"/>
+        </w:rPr>
+        <w:t>style</w:t>
+      </w:r>
+      <w:proofErr w:type="spellEnd"/>
+      <w:r>
+        <w:rPr>
+          <w:rFonts w:ascii="Courier New" w:eastAsia="Times New Roman" w:hAnsi="Courier New" w:cs="Courier New"/>
+          <w:sz w:val="20"/>
+          <w:szCs w:val="20"/>
+          <w:lang w:eastAsia="pt-BR"/>
+        </w:rPr>
+        <w:t>/</w:t>
+      </w:r>
+      <w:proofErr w:type="spellStart"/>
+      <w:r>
+        <w:rPr>
+          <w:rFonts w:ascii="Courier New" w:eastAsia="Times New Roman" w:hAnsi="Courier New" w:cs="Courier New"/>
+          <w:sz w:val="20"/>
+          <w:szCs w:val="20"/>
+          <w:lang w:eastAsia="pt-BR"/>
+        </w:rPr>
+        <w:t>botao_link</w:t>
+      </w:r>
+      <w:proofErr w:type="spellEnd"/>
+      <w:r>
+        <w:rPr>
+          <w:rFonts w:ascii="Times New Roman" w:eastAsia="Times New Roman" w:hAnsi="Times New Roman" w:cs="Times New Roman"/>
+          <w:sz w:val="24"/>
+          <w:szCs w:val="24"/>
+          <w:lang w:eastAsia="pt-BR"/>
+        </w:rPr>
+        <w:t xml:space="preserve"> herdando de </w:t>
+      </w:r>
+      <w:proofErr w:type="spellStart"/>
+      <w:r>
+        <w:rPr>
+          <w:rFonts w:ascii="Courier New" w:eastAsia="Times New Roman" w:hAnsi="Courier New" w:cs="Courier New"/>
+          <w:sz w:val="20"/>
+          <w:szCs w:val="20"/>
+          <w:lang w:eastAsia="pt-BR"/>
+        </w:rPr>
+        <w:t>android:Widget.Button</w:t>
+      </w:r>
+      <w:proofErr w:type="spellEnd"/>
+      <w:r>
+        <w:rPr>
+          <w:rFonts w:ascii="Times New Roman" w:eastAsia="Times New Roman" w:hAnsi="Times New Roman" w:cs="Times New Roman"/>
+          <w:sz w:val="24"/>
+          <w:szCs w:val="24"/>
+          <w:lang w:eastAsia="pt-BR"/>
+        </w:rPr>
+        <w:t xml:space="preserve"> para customização dos botões transparentes com texto alinhado à esquerda.</w:t>
+      </w:r>
+    </w:p>
     <w:p>
       <w:bookmarkStart w:id="0" w:name="_GoBack"/>
       <w:bookmarkEnd w:id="0"/>
@@ -14,6 +3084,467 @@
     </w:sectPr>
   </w:body>
 </w:document>
+</file>
+
+<file path=word/numbering.xml><?xml version="1.0" encoding="utf-8"?>
+<w:numbering xmlns:wpc="http://schemas.microsoft.com/office/word/2010/wordprocessingCanvas" xmlns:mc="http://schemas.openxmlformats.org/markup-compatibility/2006" xmlns:o="urn:schemas-microsoft-com:office:office" xmlns:r="http://schemas.openxmlformats.org/officeDocument/2006/relationships" xmlns:m="http://schemas.openxmlformats.org/officeDocument/2006/math" xmlns:v="urn:schemas-microsoft-com:vml" xmlns:wp14="http://schemas.microsoft.com/office/word/2010/wordprocessingDrawing" xmlns:wp="http://schemas.openxmlformats.org/drawingml/2006/wordprocessingDrawing" xmlns:w10="urn:schemas-microsoft-com:office:word" xmlns:w="http://schemas.openxmlformats.org/wordprocessingml/2006/main" xmlns:w14="http://schemas.microsoft.com/office/word/2010/wordml" xmlns:wpg="http://schemas.microsoft.com/office/word/2010/wordprocessingGroup" xmlns:wpi="http://schemas.microsoft.com/office/word/2010/wordprocessingInk" xmlns:wne="http://schemas.microsoft.com/office/word/2006/wordml" xmlns:wps="http://schemas.microsoft.com/office/word/2010/wordprocessingShape" mc:Ignorable="w14 wp14">
+  <w:abstractNum w:abstractNumId="0">
+    <w:nsid w:val="335C0D0A"/>
+    <w:multiLevelType w:val="multilevel"/>
+    <w:tmpl w:val="C83C209C"/>
+    <w:lvl w:ilvl="0">
+      <w:start w:val="1"/>
+      <w:numFmt w:val="bullet"/>
+      <w:lvlText w:val=""/>
+      <w:lvlJc w:val="left"/>
+      <w:pPr>
+        <w:tabs>
+          <w:tab w:val="num" w:pos="720"/>
+        </w:tabs>
+        <w:ind w:left="720" w:hanging="360"/>
+      </w:pPr>
+      <w:rPr>
+        <w:rFonts w:ascii="Symbol" w:hAnsi="Symbol" w:hint="default"/>
+        <w:sz w:val="20"/>
+      </w:rPr>
+    </w:lvl>
+    <w:lvl w:ilvl="1">
+      <w:start w:val="1"/>
+      <w:numFmt w:val="bullet"/>
+      <w:lvlText w:val="o"/>
+      <w:lvlJc w:val="left"/>
+      <w:pPr>
+        <w:tabs>
+          <w:tab w:val="num" w:pos="1440"/>
+        </w:tabs>
+        <w:ind w:left="1440" w:hanging="360"/>
+      </w:pPr>
+      <w:rPr>
+        <w:rFonts w:ascii="Courier New" w:hAnsi="Courier New" w:hint="default"/>
+        <w:sz w:val="20"/>
+      </w:rPr>
+    </w:lvl>
+    <w:lvl w:ilvl="2" w:tentative="1">
+      <w:start w:val="1"/>
+      <w:numFmt w:val="bullet"/>
+      <w:lvlText w:val=""/>
+      <w:lvlJc w:val="left"/>
+      <w:pPr>
+        <w:tabs>
+          <w:tab w:val="num" w:pos="2160"/>
+        </w:tabs>
+        <w:ind w:left="2160" w:hanging="360"/>
+      </w:pPr>
+      <w:rPr>
+        <w:rFonts w:ascii="Wingdings" w:hAnsi="Wingdings" w:hint="default"/>
+        <w:sz w:val="20"/>
+      </w:rPr>
+    </w:lvl>
+    <w:lvl w:ilvl="3" w:tentative="1">
+      <w:start w:val="1"/>
+      <w:numFmt w:val="bullet"/>
+      <w:lvlText w:val=""/>
+      <w:lvlJc w:val="left"/>
+      <w:pPr>
+        <w:tabs>
+          <w:tab w:val="num" w:pos="2880"/>
+        </w:tabs>
+        <w:ind w:left="2880" w:hanging="360"/>
+      </w:pPr>
+      <w:rPr>
+        <w:rFonts w:ascii="Wingdings" w:hAnsi="Wingdings" w:hint="default"/>
+        <w:sz w:val="20"/>
+      </w:rPr>
+    </w:lvl>
+    <w:lvl w:ilvl="4" w:tentative="1">
+      <w:start w:val="1"/>
+      <w:numFmt w:val="bullet"/>
+      <w:lvlText w:val=""/>
+      <w:lvlJc w:val="left"/>
+      <w:pPr>
+        <w:tabs>
+          <w:tab w:val="num" w:pos="3600"/>
+        </w:tabs>
+        <w:ind w:left="3600" w:hanging="360"/>
+      </w:pPr>
+      <w:rPr>
+        <w:rFonts w:ascii="Wingdings" w:hAnsi="Wingdings" w:hint="default"/>
+        <w:sz w:val="20"/>
+      </w:rPr>
+    </w:lvl>
+    <w:lvl w:ilvl="5" w:tentative="1">
+      <w:start w:val="1"/>
+      <w:numFmt w:val="bullet"/>
+      <w:lvlText w:val=""/>
+      <w:lvlJc w:val="left"/>
+      <w:pPr>
+        <w:tabs>
+          <w:tab w:val="num" w:pos="4320"/>
+        </w:tabs>
+        <w:ind w:left="4320" w:hanging="360"/>
+      </w:pPr>
+      <w:rPr>
+        <w:rFonts w:ascii="Wingdings" w:hAnsi="Wingdings" w:hint="default"/>
+        <w:sz w:val="20"/>
+      </w:rPr>
+    </w:lvl>
+    <w:lvl w:ilvl="6" w:tentative="1">
+      <w:start w:val="1"/>
+      <w:numFmt w:val="bullet"/>
+      <w:lvlText w:val=""/>
+      <w:lvlJc w:val="left"/>
+      <w:pPr>
+        <w:tabs>
+          <w:tab w:val="num" w:pos="5040"/>
+        </w:tabs>
+        <w:ind w:left="5040" w:hanging="360"/>
+      </w:pPr>
+      <w:rPr>
+        <w:rFonts w:ascii="Wingdings" w:hAnsi="Wingdings" w:hint="default"/>
+        <w:sz w:val="20"/>
+      </w:rPr>
+    </w:lvl>
+    <w:lvl w:ilvl="7" w:tentative="1">
+      <w:start w:val="1"/>
+      <w:numFmt w:val="bullet"/>
+      <w:lvlText w:val=""/>
+      <w:lvlJc w:val="left"/>
+      <w:pPr>
+        <w:tabs>
+          <w:tab w:val="num" w:pos="5760"/>
+        </w:tabs>
+        <w:ind w:left="5760" w:hanging="360"/>
+      </w:pPr>
+      <w:rPr>
+        <w:rFonts w:ascii="Wingdings" w:hAnsi="Wingdings" w:hint="default"/>
+        <w:sz w:val="20"/>
+      </w:rPr>
+    </w:lvl>
+    <w:lvl w:ilvl="8" w:tentative="1">
+      <w:start w:val="1"/>
+      <w:numFmt w:val="bullet"/>
+      <w:lvlText w:val=""/>
+      <w:lvlJc w:val="left"/>
+      <w:pPr>
+        <w:tabs>
+          <w:tab w:val="num" w:pos="6480"/>
+        </w:tabs>
+        <w:ind w:left="6480" w:hanging="360"/>
+      </w:pPr>
+      <w:rPr>
+        <w:rFonts w:ascii="Wingdings" w:hAnsi="Wingdings" w:hint="default"/>
+        <w:sz w:val="20"/>
+      </w:rPr>
+    </w:lvl>
+  </w:abstractNum>
+  <w:abstractNum w:abstractNumId="1">
+    <w:nsid w:val="3F0D1C18"/>
+    <w:multiLevelType w:val="multilevel"/>
+    <w:tmpl w:val="1BB8AB36"/>
+    <w:lvl w:ilvl="0">
+      <w:start w:val="1"/>
+      <w:numFmt w:val="bullet"/>
+      <w:lvlText w:val=""/>
+      <w:lvlJc w:val="left"/>
+      <w:pPr>
+        <w:tabs>
+          <w:tab w:val="num" w:pos="720"/>
+        </w:tabs>
+        <w:ind w:left="720" w:hanging="360"/>
+      </w:pPr>
+      <w:rPr>
+        <w:rFonts w:ascii="Symbol" w:hAnsi="Symbol" w:hint="default"/>
+        <w:sz w:val="20"/>
+      </w:rPr>
+    </w:lvl>
+    <w:lvl w:ilvl="1">
+      <w:start w:val="1"/>
+      <w:numFmt w:val="bullet"/>
+      <w:lvlText w:val="o"/>
+      <w:lvlJc w:val="left"/>
+      <w:pPr>
+        <w:tabs>
+          <w:tab w:val="num" w:pos="1440"/>
+        </w:tabs>
+        <w:ind w:left="1440" w:hanging="360"/>
+      </w:pPr>
+      <w:rPr>
+        <w:rFonts w:ascii="Courier New" w:hAnsi="Courier New" w:hint="default"/>
+        <w:sz w:val="20"/>
+      </w:rPr>
+    </w:lvl>
+    <w:lvl w:ilvl="2" w:tentative="1">
+      <w:start w:val="1"/>
+      <w:numFmt w:val="bullet"/>
+      <w:lvlText w:val=""/>
+      <w:lvlJc w:val="left"/>
+      <w:pPr>
+        <w:tabs>
+          <w:tab w:val="num" w:pos="2160"/>
+        </w:tabs>
+        <w:ind w:left="2160" w:hanging="360"/>
+      </w:pPr>
+      <w:rPr>
+        <w:rFonts w:ascii="Wingdings" w:hAnsi="Wingdings" w:hint="default"/>
+        <w:sz w:val="20"/>
+      </w:rPr>
+    </w:lvl>
+    <w:lvl w:ilvl="3" w:tentative="1">
+      <w:start w:val="1"/>
+      <w:numFmt w:val="bullet"/>
+      <w:lvlText w:val=""/>
+      <w:lvlJc w:val="left"/>
+      <w:pPr>
+        <w:tabs>
+          <w:tab w:val="num" w:pos="2880"/>
+        </w:tabs>
+        <w:ind w:left="2880" w:hanging="360"/>
+      </w:pPr>
+      <w:rPr>
+        <w:rFonts w:ascii="Wingdings" w:hAnsi="Wingdings" w:hint="default"/>
+        <w:sz w:val="20"/>
+      </w:rPr>
+    </w:lvl>
+    <w:lvl w:ilvl="4" w:tentative="1">
+      <w:start w:val="1"/>
+      <w:numFmt w:val="bullet"/>
+      <w:lvlText w:val=""/>
+      <w:lvlJc w:val="left"/>
+      <w:pPr>
+        <w:tabs>
+          <w:tab w:val="num" w:pos="3600"/>
+        </w:tabs>
+        <w:ind w:left="3600" w:hanging="360"/>
+      </w:pPr>
+      <w:rPr>
+        <w:rFonts w:ascii="Wingdings" w:hAnsi="Wingdings" w:hint="default"/>
+        <w:sz w:val="20"/>
+      </w:rPr>
+    </w:lvl>
+    <w:lvl w:ilvl="5" w:tentative="1">
+      <w:start w:val="1"/>
+      <w:numFmt w:val="bullet"/>
+      <w:lvlText w:val=""/>
+      <w:lvlJc w:val="left"/>
+      <w:pPr>
+        <w:tabs>
+          <w:tab w:val="num" w:pos="4320"/>
+        </w:tabs>
+        <w:ind w:left="4320" w:hanging="360"/>
+      </w:pPr>
+      <w:rPr>
+        <w:rFonts w:ascii="Wingdings" w:hAnsi="Wingdings" w:hint="default"/>
+        <w:sz w:val="20"/>
+      </w:rPr>
+    </w:lvl>
+    <w:lvl w:ilvl="6" w:tentative="1">
+      <w:start w:val="1"/>
+      <w:numFmt w:val="bullet"/>
+      <w:lvlText w:val=""/>
+      <w:lvlJc w:val="left"/>
+      <w:pPr>
+        <w:tabs>
+          <w:tab w:val="num" w:pos="5040"/>
+        </w:tabs>
+        <w:ind w:left="5040" w:hanging="360"/>
+      </w:pPr>
+      <w:rPr>
+        <w:rFonts w:ascii="Wingdings" w:hAnsi="Wingdings" w:hint="default"/>
+        <w:sz w:val="20"/>
+      </w:rPr>
+    </w:lvl>
+    <w:lvl w:ilvl="7" w:tentative="1">
+      <w:start w:val="1"/>
+      <w:numFmt w:val="bullet"/>
+      <w:lvlText w:val=""/>
+      <w:lvlJc w:val="left"/>
+      <w:pPr>
+        <w:tabs>
+          <w:tab w:val="num" w:pos="5760"/>
+        </w:tabs>
+        <w:ind w:left="5760" w:hanging="360"/>
+      </w:pPr>
+      <w:rPr>
+        <w:rFonts w:ascii="Wingdings" w:hAnsi="Wingdings" w:hint="default"/>
+        <w:sz w:val="20"/>
+      </w:rPr>
+    </w:lvl>
+    <w:lvl w:ilvl="8" w:tentative="1">
+      <w:start w:val="1"/>
+      <w:numFmt w:val="bullet"/>
+      <w:lvlText w:val=""/>
+      <w:lvlJc w:val="left"/>
+      <w:pPr>
+        <w:tabs>
+          <w:tab w:val="num" w:pos="6480"/>
+        </w:tabs>
+        <w:ind w:left="6480" w:hanging="360"/>
+      </w:pPr>
+      <w:rPr>
+        <w:rFonts w:ascii="Wingdings" w:hAnsi="Wingdings" w:hint="default"/>
+        <w:sz w:val="20"/>
+      </w:rPr>
+    </w:lvl>
+  </w:abstractNum>
+  <w:abstractNum w:abstractNumId="2">
+    <w:nsid w:val="547F4222"/>
+    <w:multiLevelType w:val="multilevel"/>
+    <w:tmpl w:val="922AD45E"/>
+    <w:lvl w:ilvl="0">
+      <w:start w:val="1"/>
+      <w:numFmt w:val="bullet"/>
+      <w:lvlText w:val=""/>
+      <w:lvlJc w:val="left"/>
+      <w:pPr>
+        <w:tabs>
+          <w:tab w:val="num" w:pos="720"/>
+        </w:tabs>
+        <w:ind w:left="720" w:hanging="360"/>
+      </w:pPr>
+      <w:rPr>
+        <w:rFonts w:ascii="Symbol" w:hAnsi="Symbol" w:hint="default"/>
+        <w:sz w:val="20"/>
+      </w:rPr>
+    </w:lvl>
+    <w:lvl w:ilvl="1" w:tentative="1">
+      <w:start w:val="1"/>
+      <w:numFmt w:val="bullet"/>
+      <w:lvlText w:val="o"/>
+      <w:lvlJc w:val="left"/>
+      <w:pPr>
+        <w:tabs>
+          <w:tab w:val="num" w:pos="1440"/>
+        </w:tabs>
+        <w:ind w:left="1440" w:hanging="360"/>
+      </w:pPr>
+      <w:rPr>
+        <w:rFonts w:ascii="Courier New" w:hAnsi="Courier New" w:hint="default"/>
+        <w:sz w:val="20"/>
+      </w:rPr>
+    </w:lvl>
+    <w:lvl w:ilvl="2" w:tentative="1">
+      <w:start w:val="1"/>
+      <w:numFmt w:val="bullet"/>
+      <w:lvlText w:val=""/>
+      <w:lvlJc w:val="left"/>
+      <w:pPr>
+        <w:tabs>
+          <w:tab w:val="num" w:pos="2160"/>
+        </w:tabs>
+        <w:ind w:left="2160" w:hanging="360"/>
+      </w:pPr>
+      <w:rPr>
+        <w:rFonts w:ascii="Wingdings" w:hAnsi="Wingdings" w:hint="default"/>
+        <w:sz w:val="20"/>
+      </w:rPr>
+    </w:lvl>
+    <w:lvl w:ilvl="3" w:tentative="1">
+      <w:start w:val="1"/>
+      <w:numFmt w:val="bullet"/>
+      <w:lvlText w:val=""/>
+      <w:lvlJc w:val="left"/>
+      <w:pPr>
+        <w:tabs>
+          <w:tab w:val="num" w:pos="2880"/>
+        </w:tabs>
+        <w:ind w:left="2880" w:hanging="360"/>
+      </w:pPr>
+      <w:rPr>
+        <w:rFonts w:ascii="Wingdings" w:hAnsi="Wingdings" w:hint="default"/>
+        <w:sz w:val="20"/>
+      </w:rPr>
+    </w:lvl>
+    <w:lvl w:ilvl="4" w:tentative="1">
+      <w:start w:val="1"/>
+      <w:numFmt w:val="bullet"/>
+      <w:lvlText w:val=""/>
+      <w:lvlJc w:val="left"/>
+      <w:pPr>
+        <w:tabs>
+          <w:tab w:val="num" w:pos="3600"/>
+        </w:tabs>
+        <w:ind w:left="3600" w:hanging="360"/>
+      </w:pPr>
+      <w:rPr>
+        <w:rFonts w:ascii="Wingdings" w:hAnsi="Wingdings" w:hint="default"/>
+        <w:sz w:val="20"/>
+      </w:rPr>
+    </w:lvl>
+    <w:lvl w:ilvl="5" w:tentative="1">
+      <w:start w:val="1"/>
+      <w:numFmt w:val="bullet"/>
+      <w:lvlText w:val=""/>
+      <w:lvlJc w:val="left"/>
+      <w:pPr>
+        <w:tabs>
+          <w:tab w:val="num" w:pos="4320"/>
+        </w:tabs>
+        <w:ind w:left="4320" w:hanging="360"/>
+      </w:pPr>
+      <w:rPr>
+        <w:rFonts w:ascii="Wingdings" w:hAnsi="Wingdings" w:hint="default"/>
+        <w:sz w:val="20"/>
+      </w:rPr>
+    </w:lvl>
+    <w:lvl w:ilvl="6" w:tentative="1">
+      <w:start w:val="1"/>
+      <w:numFmt w:val="bullet"/>
+      <w:lvlText w:val=""/>
+      <w:lvlJc w:val="left"/>
+      <w:pPr>
+        <w:tabs>
+          <w:tab w:val="num" w:pos="5040"/>
+        </w:tabs>
+        <w:ind w:left="5040" w:hanging="360"/>
+      </w:pPr>
+      <w:rPr>
+        <w:rFonts w:ascii="Wingdings" w:hAnsi="Wingdings" w:hint="default"/>
+        <w:sz w:val="20"/>
+      </w:rPr>
+    </w:lvl>
+    <w:lvl w:ilvl="7" w:tentative="1">
+      <w:start w:val="1"/>
+      <w:numFmt w:val="bullet"/>
+      <w:lvlText w:val=""/>
+      <w:lvlJc w:val="left"/>
+      <w:pPr>
+        <w:tabs>
+          <w:tab w:val="num" w:pos="5760"/>
+        </w:tabs>
+        <w:ind w:left="5760" w:hanging="360"/>
+      </w:pPr>
+      <w:rPr>
+        <w:rFonts w:ascii="Wingdings" w:hAnsi="Wingdings" w:hint="default"/>
+        <w:sz w:val="20"/>
+      </w:rPr>
+    </w:lvl>
+    <w:lvl w:ilvl="8" w:tentative="1">
+      <w:start w:val="1"/>
+      <w:numFmt w:val="bullet"/>
+      <w:lvlText w:val=""/>
+      <w:lvlJc w:val="left"/>
+      <w:pPr>
+        <w:tabs>
+          <w:tab w:val="num" w:pos="6480"/>
+        </w:tabs>
+        <w:ind w:left="6480" w:hanging="360"/>
+      </w:pPr>
+      <w:rPr>
+        <w:rFonts w:ascii="Wingdings" w:hAnsi="Wingdings" w:hint="default"/>
+        <w:sz w:val="20"/>
+      </w:rPr>
+    </w:lvl>
+  </w:abstractNum>
+  <w:num w:numId="1">
+    <w:abstractNumId w:val="0"/>
+  </w:num>
+  <w:num w:numId="2">
+    <w:abstractNumId w:val="1"/>
+  </w:num>
+  <w:num w:numId="3">
+    <w:abstractNumId w:val="2"/>
+  </w:num>
+</w:numbering>
 </file>
 
 <file path=word/styles.xml><?xml version="1.0" encoding="utf-8"?>
@@ -176,6 +3707,46 @@
     <w:name w:val="Normal"/>
     <w:qFormat/>
   </w:style>
+  <w:style w:type="paragraph" w:styleId="Ttulo3">
+    <w:name w:val="heading 3"/>
+    <w:basedOn w:val="Normal"/>
+    <w:link w:val="Ttulo3Char"/>
+    <w:uiPriority w:val="9"/>
+    <w:qFormat/>
+    <w:rsid w:val="005843A3"/>
+    <w:pPr>
+      <w:spacing w:before="100" w:beforeAutospacing="1" w:after="100" w:afterAutospacing="1" w:line="240" w:lineRule="auto"/>
+      <w:outlineLvl w:val="2"/>
+    </w:pPr>
+    <w:rPr>
+      <w:rFonts w:ascii="Times New Roman" w:eastAsia="Times New Roman" w:hAnsi="Times New Roman" w:cs="Times New Roman"/>
+      <w:b/>
+      <w:bCs/>
+      <w:sz w:val="27"/>
+      <w:szCs w:val="27"/>
+      <w:lang w:eastAsia="pt-BR"/>
+    </w:rPr>
+  </w:style>
+  <w:style w:type="paragraph" w:styleId="Ttulo4">
+    <w:name w:val="heading 4"/>
+    <w:basedOn w:val="Normal"/>
+    <w:link w:val="Ttulo4Char"/>
+    <w:uiPriority w:val="9"/>
+    <w:qFormat/>
+    <w:rsid w:val="005843A3"/>
+    <w:pPr>
+      <w:spacing w:before="100" w:beforeAutospacing="1" w:after="100" w:afterAutospacing="1" w:line="240" w:lineRule="auto"/>
+      <w:outlineLvl w:val="3"/>
+    </w:pPr>
+    <w:rPr>
+      <w:rFonts w:ascii="Times New Roman" w:eastAsia="Times New Roman" w:hAnsi="Times New Roman" w:cs="Times New Roman"/>
+      <w:b/>
+      <w:bCs/>
+      <w:sz w:val="24"/>
+      <w:szCs w:val="24"/>
+      <w:lang w:eastAsia="pt-BR"/>
+    </w:rPr>
+  </w:style>
   <w:style w:type="character" w:default="1" w:styleId="Fontepargpadro">
     <w:name w:val="Default Paragraph Font"/>
     <w:uiPriority w:val="1"/>
@@ -202,6 +3773,66 @@
     <w:uiPriority w:val="99"/>
     <w:semiHidden/>
     <w:unhideWhenUsed/>
+  </w:style>
+  <w:style w:type="character" w:customStyle="1" w:styleId="Ttulo3Char">
+    <w:name w:val="Título 3 Char"/>
+    <w:basedOn w:val="Fontepargpadro"/>
+    <w:link w:val="Ttulo3"/>
+    <w:uiPriority w:val="9"/>
+    <w:rsid w:val="005843A3"/>
+    <w:rPr>
+      <w:rFonts w:ascii="Times New Roman" w:eastAsia="Times New Roman" w:hAnsi="Times New Roman" w:cs="Times New Roman"/>
+      <w:b/>
+      <w:bCs/>
+      <w:sz w:val="27"/>
+      <w:szCs w:val="27"/>
+      <w:lang w:eastAsia="pt-BR"/>
+    </w:rPr>
+  </w:style>
+  <w:style w:type="character" w:customStyle="1" w:styleId="Ttulo4Char">
+    <w:name w:val="Título 4 Char"/>
+    <w:basedOn w:val="Fontepargpadro"/>
+    <w:link w:val="Ttulo4"/>
+    <w:uiPriority w:val="9"/>
+    <w:rsid w:val="005843A3"/>
+    <w:rPr>
+      <w:rFonts w:ascii="Times New Roman" w:eastAsia="Times New Roman" w:hAnsi="Times New Roman" w:cs="Times New Roman"/>
+      <w:b/>
+      <w:bCs/>
+      <w:sz w:val="24"/>
+      <w:szCs w:val="24"/>
+      <w:lang w:eastAsia="pt-BR"/>
+    </w:rPr>
+  </w:style>
+  <w:style w:type="character" w:styleId="CdigoHTML">
+    <w:name w:val="HTML Code"/>
+    <w:basedOn w:val="Fontepargpadro"/>
+    <w:uiPriority w:val="99"/>
+    <w:semiHidden/>
+    <w:unhideWhenUsed/>
+    <w:rsid w:val="005843A3"/>
+    <w:rPr>
+      <w:rFonts w:ascii="Courier New" w:eastAsia="Times New Roman" w:hAnsi="Courier New" w:cs="Courier New"/>
+      <w:sz w:val="20"/>
+      <w:szCs w:val="20"/>
+    </w:rPr>
+  </w:style>
+  <w:style w:type="paragraph" w:styleId="NormalWeb">
+    <w:name w:val="Normal (Web)"/>
+    <w:basedOn w:val="Normal"/>
+    <w:uiPriority w:val="99"/>
+    <w:semiHidden/>
+    <w:unhideWhenUsed/>
+    <w:rsid w:val="005843A3"/>
+    <w:pPr>
+      <w:spacing w:before="100" w:beforeAutospacing="1" w:after="100" w:afterAutospacing="1" w:line="240" w:lineRule="auto"/>
+    </w:pPr>
+    <w:rPr>
+      <w:rFonts w:ascii="Times New Roman" w:eastAsia="Times New Roman" w:hAnsi="Times New Roman" w:cs="Times New Roman"/>
+      <w:sz w:val="24"/>
+      <w:szCs w:val="24"/>
+      <w:lang w:eastAsia="pt-BR"/>
+    </w:rPr>
   </w:style>
 </w:styles>
 </file>
@@ -366,6 +3997,46 @@
     <w:name w:val="Normal"/>
     <w:qFormat/>
   </w:style>
+  <w:style w:type="paragraph" w:styleId="Ttulo3">
+    <w:name w:val="heading 3"/>
+    <w:basedOn w:val="Normal"/>
+    <w:link w:val="Ttulo3Char"/>
+    <w:uiPriority w:val="9"/>
+    <w:qFormat/>
+    <w:rsid w:val="005843A3"/>
+    <w:pPr>
+      <w:spacing w:before="100" w:beforeAutospacing="1" w:after="100" w:afterAutospacing="1" w:line="240" w:lineRule="auto"/>
+      <w:outlineLvl w:val="2"/>
+    </w:pPr>
+    <w:rPr>
+      <w:rFonts w:ascii="Times New Roman" w:eastAsia="Times New Roman" w:hAnsi="Times New Roman" w:cs="Times New Roman"/>
+      <w:b/>
+      <w:bCs/>
+      <w:sz w:val="27"/>
+      <w:szCs w:val="27"/>
+      <w:lang w:eastAsia="pt-BR"/>
+    </w:rPr>
+  </w:style>
+  <w:style w:type="paragraph" w:styleId="Ttulo4">
+    <w:name w:val="heading 4"/>
+    <w:basedOn w:val="Normal"/>
+    <w:link w:val="Ttulo4Char"/>
+    <w:uiPriority w:val="9"/>
+    <w:qFormat/>
+    <w:rsid w:val="005843A3"/>
+    <w:pPr>
+      <w:spacing w:before="100" w:beforeAutospacing="1" w:after="100" w:afterAutospacing="1" w:line="240" w:lineRule="auto"/>
+      <w:outlineLvl w:val="3"/>
+    </w:pPr>
+    <w:rPr>
+      <w:rFonts w:ascii="Times New Roman" w:eastAsia="Times New Roman" w:hAnsi="Times New Roman" w:cs="Times New Roman"/>
+      <w:b/>
+      <w:bCs/>
+      <w:sz w:val="24"/>
+      <w:szCs w:val="24"/>
+      <w:lang w:eastAsia="pt-BR"/>
+    </w:rPr>
+  </w:style>
   <w:style w:type="character" w:default="1" w:styleId="Fontepargpadro">
     <w:name w:val="Default Paragraph Font"/>
     <w:uiPriority w:val="1"/>
@@ -392,6 +4063,66 @@
     <w:uiPriority w:val="99"/>
     <w:semiHidden/>
     <w:unhideWhenUsed/>
+  </w:style>
+  <w:style w:type="character" w:customStyle="1" w:styleId="Ttulo3Char">
+    <w:name w:val="Título 3 Char"/>
+    <w:basedOn w:val="Fontepargpadro"/>
+    <w:link w:val="Ttulo3"/>
+    <w:uiPriority w:val="9"/>
+    <w:rsid w:val="005843A3"/>
+    <w:rPr>
+      <w:rFonts w:ascii="Times New Roman" w:eastAsia="Times New Roman" w:hAnsi="Times New Roman" w:cs="Times New Roman"/>
+      <w:b/>
+      <w:bCs/>
+      <w:sz w:val="27"/>
+      <w:szCs w:val="27"/>
+      <w:lang w:eastAsia="pt-BR"/>
+    </w:rPr>
+  </w:style>
+  <w:style w:type="character" w:customStyle="1" w:styleId="Ttulo4Char">
+    <w:name w:val="Título 4 Char"/>
+    <w:basedOn w:val="Fontepargpadro"/>
+    <w:link w:val="Ttulo4"/>
+    <w:uiPriority w:val="9"/>
+    <w:rsid w:val="005843A3"/>
+    <w:rPr>
+      <w:rFonts w:ascii="Times New Roman" w:eastAsia="Times New Roman" w:hAnsi="Times New Roman" w:cs="Times New Roman"/>
+      <w:b/>
+      <w:bCs/>
+      <w:sz w:val="24"/>
+      <w:szCs w:val="24"/>
+      <w:lang w:eastAsia="pt-BR"/>
+    </w:rPr>
+  </w:style>
+  <w:style w:type="character" w:styleId="CdigoHTML">
+    <w:name w:val="HTML Code"/>
+    <w:basedOn w:val="Fontepargpadro"/>
+    <w:uiPriority w:val="99"/>
+    <w:semiHidden/>
+    <w:unhideWhenUsed/>
+    <w:rsid w:val="005843A3"/>
+    <w:rPr>
+      <w:rFonts w:ascii="Courier New" w:eastAsia="Times New Roman" w:hAnsi="Courier New" w:cs="Courier New"/>
+      <w:sz w:val="20"/>
+      <w:szCs w:val="20"/>
+    </w:rPr>
+  </w:style>
+  <w:style w:type="paragraph" w:styleId="NormalWeb">
+    <w:name w:val="Normal (Web)"/>
+    <w:basedOn w:val="Normal"/>
+    <w:uiPriority w:val="99"/>
+    <w:semiHidden/>
+    <w:unhideWhenUsed/>
+    <w:rsid w:val="005843A3"/>
+    <w:pPr>
+      <w:spacing w:before="100" w:beforeAutospacing="1" w:after="100" w:afterAutospacing="1" w:line="240" w:lineRule="auto"/>
+    </w:pPr>
+    <w:rPr>
+      <w:rFonts w:ascii="Times New Roman" w:eastAsia="Times New Roman" w:hAnsi="Times New Roman" w:cs="Times New Roman"/>
+      <w:sz w:val="24"/>
+      <w:szCs w:val="24"/>
+      <w:lang w:eastAsia="pt-BR"/>
+    </w:rPr>
   </w:style>
 </w:styles>
 </file>
